--- a/Contracts/Templates/采购合同 设备类.docx
+++ b/Contracts/Templates/采购合同 设备类.docx
@@ -180,21 +180,7 @@
           <w:u w:val="thick"/>
           <w:lang w:val="en-US" w:eastAsia="zh-CN"/>
         </w:rPr>
-        <w:t xml:space="preserve">              </w:t>
-      </w:r>
-      <w:bookmarkStart w:id="0" w:name="_GoBack"/>
-      <w:bookmarkEnd w:id="0"/>
-      <w:r>
-        <w:rPr>
-          <w:rFonts w:hint="eastAsia"/>
-          <w:b/>
-          <w:bCs/>
-          <w:sz w:val="40"/>
-          <w:szCs w:val="40"/>
-          <w:u w:val="thick"/>
-          <w:lang w:val="en-US" w:eastAsia="zh-CN"/>
-        </w:rPr>
-        <w:t xml:space="preserve">       </w:t>
+        <w:t xml:space="preserve">                     </w:t>
       </w:r>
       <w:r>
         <w:rPr>
@@ -4471,6 +4457,8 @@
         </w:rPr>
         <w:t xml:space="preserve">       经办人:</w:t>
       </w:r>
+      <w:bookmarkStart w:id="0" w:name="_GoBack"/>
+      <w:bookmarkEnd w:id="0"/>
       <w:permStart w:id="13" w:edGrp="everyone"/>
       <w:permEnd w:id="13"/>
     </w:p>
@@ -6675,12 +6663,6 @@
             <w:insideH w:val="single" w:color="auto" w:sz="4" w:space="0"/>
             <w:insideV w:val="single" w:color="auto" w:sz="4" w:space="0"/>
           </w:tblBorders>
-          <w:tblCellMar>
-            <w:top w:w="0" w:type="dxa"/>
-            <w:left w:w="108" w:type="dxa"/>
-            <w:bottom w:w="0" w:type="dxa"/>
-            <w:right w:w="108" w:type="dxa"/>
-          </w:tblCellMar>
         </w:tblPrEx>
         <w:trPr>
           <w:jc w:val="center"/>

--- a/Contracts/Templates/采购合同 设备类.docx
+++ b/Contracts/Templates/采购合同 设备类.docx
@@ -4457,8 +4457,6 @@
         </w:rPr>
         <w:t xml:space="preserve">       经办人:</w:t>
       </w:r>
-      <w:bookmarkStart w:id="0" w:name="_GoBack"/>
-      <w:bookmarkEnd w:id="0"/>
       <w:permStart w:id="13" w:edGrp="everyone"/>
       <w:permEnd w:id="13"/>
     </w:p>
@@ -4716,6 +4714,7 @@
           <w:rFonts w:hint="eastAsia"/>
         </w:rPr>
       </w:pPr>
+      <w:permStart w:id="17" w:edGrp="everyone"/>
     </w:p>
     <w:p>
       <w:pPr>
@@ -4773,6 +4772,7 @@
         </w:rPr>
       </w:pPr>
     </w:p>
+    <w:permEnd w:id="17"/>
     <w:p>
       <w:pPr>
         <w:rPr>
@@ -5104,7 +5104,7 @@
                 <w:lang w:eastAsia="zh-CN"/>
               </w:rPr>
             </w:pPr>
-            <w:permStart w:id="17" w:edGrp="everyone"/>
+            <w:permStart w:id="18" w:edGrp="everyone"/>
           </w:p>
         </w:tc>
         <w:tc>
@@ -5196,7 +5196,6 @@
           </w:p>
         </w:tc>
       </w:tr>
-      <w:permEnd w:id="17"/>
     </w:tbl>
     <w:p>
       <w:pPr>
@@ -5210,6 +5209,7 @@
         </w:rPr>
       </w:pPr>
     </w:p>
+    <w:permEnd w:id="18"/>
     <w:p>
       <w:pPr>
         <w:rPr>
@@ -5697,7 +5697,7 @@
                 <w:highlight w:val="none"/>
               </w:rPr>
             </w:pPr>
-            <w:permStart w:id="18" w:edGrp="everyone"/>
+            <w:permStart w:id="19" w:edGrp="everyone"/>
             <w:r>
               <w:rPr>
                 <w:rFonts w:hint="eastAsia" w:ascii="宋体" w:hAnsi="宋体"/>
@@ -5862,26 +5862,20 @@
           </w:p>
         </w:tc>
       </w:tr>
-      <w:permEnd w:id="18"/>
     </w:tbl>
     <w:p>
       <w:pPr>
-        <w:shd w:val="solid" w:color="FFFFFF" w:fill="auto"/>
-        <w:autoSpaceDN w:val="0"/>
-        <w:spacing w:line="360" w:lineRule="auto"/>
-        <w:rPr>
-          <w:rFonts w:hint="eastAsia" w:ascii="宋体" w:hAnsi="宋体"/>
+        <w:rPr>
+          <w:rFonts w:hint="eastAsia" w:eastAsiaTheme="minorEastAsia"/>
           <w:b/>
-          <w:color w:val="000000"/>
-          <w:sz w:val="24"/>
-          <w:szCs w:val="24"/>
-          <w:highlight w:val="none"/>
-          <w:shd w:val="solid" w:color="FFFFFF" w:fill="auto"/>
-        </w:rPr>
-      </w:pPr>
-    </w:p>
-    <w:p>
-      <w:pPr>
+          <w:bCs/>
+          <w:sz w:val="24"/>
+          <w:szCs w:val="24"/>
+          <w:highlight w:val="none"/>
+          <w:lang w:val="en-US" w:eastAsia="zh-CN"/>
+        </w:rPr>
+      </w:pPr>
+      <w:r>
         <w:rPr>
           <w:rFonts w:hint="eastAsia"/>
           <w:b/>
@@ -5889,9 +5883,14 @@
           <w:sz w:val="24"/>
           <w:szCs w:val="24"/>
           <w:highlight w:val="none"/>
-        </w:rPr>
-      </w:pPr>
-      <w:r>
+          <w:lang w:val="en-US" w:eastAsia="zh-CN"/>
+        </w:rPr>
+        <w:t xml:space="preserve"> </w:t>
+      </w:r>
+    </w:p>
+    <w:permEnd w:id="19"/>
+    <w:p>
+      <w:pPr>
         <w:rPr>
           <w:rFonts w:hint="eastAsia"/>
           <w:b/>
@@ -5900,24 +5899,21 @@
           <w:szCs w:val="24"/>
           <w:highlight w:val="none"/>
         </w:rPr>
-        <w:t>合同附件3：</w:t>
-      </w:r>
-    </w:p>
-    <w:p>
-      <w:pPr>
-        <w:jc w:val="center"/>
+      </w:pPr>
+      <w:r>
         <w:rPr>
           <w:rFonts w:hint="eastAsia"/>
           <w:b/>
-          <w:sz w:val="24"/>
-          <w:szCs w:val="24"/>
-          <w:highlight w:val="none"/>
-        </w:rPr>
-      </w:pPr>
-    </w:p>
-    <w:p>
-      <w:pPr>
-        <w:jc w:val="center"/>
+          <w:bCs/>
+          <w:sz w:val="24"/>
+          <w:szCs w:val="24"/>
+          <w:highlight w:val="none"/>
+        </w:rPr>
+        <w:t>合同附件3：</w:t>
+      </w:r>
+    </w:p>
+    <w:p>
+      <w:pPr>
         <w:rPr>
           <w:rFonts w:hint="eastAsia" w:eastAsia="宋体"/>
           <w:b/>
@@ -5971,18 +5967,6 @@
         </w:rPr>
         <w:t>）</w:t>
       </w:r>
-    </w:p>
-    <w:p>
-      <w:pPr>
-        <w:jc w:val="center"/>
-        <w:rPr>
-          <w:rFonts w:hint="eastAsia"/>
-          <w:b/>
-          <w:sz w:val="24"/>
-          <w:szCs w:val="24"/>
-          <w:highlight w:val="none"/>
-        </w:rPr>
-      </w:pPr>
     </w:p>
     <w:tbl>
       <w:tblPr>
@@ -6054,7 +6038,7 @@
                 <w:highlight w:val="none"/>
               </w:rPr>
             </w:pPr>
-            <w:permStart w:id="19" w:edGrp="everyone" w:colFirst="1" w:colLast="1"/>
+            <w:permStart w:id="20" w:edGrp="everyone" w:colFirst="1" w:colLast="1"/>
             <w:r>
               <w:rPr>
                 <w:rFonts w:hint="eastAsia" w:ascii="宋体" w:hAnsi="宋体"/>
@@ -6094,7 +6078,7 @@
           </w:p>
         </w:tc>
       </w:tr>
-      <w:permEnd w:id="19"/>
+      <w:permEnd w:id="20"/>
       <w:tr>
         <w:tblPrEx>
           <w:tblBorders>
@@ -6140,7 +6124,7 @@
                 <w:highlight w:val="none"/>
               </w:rPr>
             </w:pPr>
-            <w:permStart w:id="20" w:edGrp="everyone" w:colFirst="1" w:colLast="1"/>
+            <w:permStart w:id="21" w:edGrp="everyone" w:colFirst="1" w:colLast="1"/>
             <w:r>
               <w:rPr>
                 <w:rFonts w:hint="eastAsia" w:ascii="宋体" w:hAnsi="宋体"/>
@@ -6180,7 +6164,7 @@
           </w:p>
         </w:tc>
       </w:tr>
-      <w:permEnd w:id="20"/>
+      <w:permEnd w:id="21"/>
       <w:tr>
         <w:tblPrEx>
           <w:tblBorders>
@@ -6227,7 +6211,7 @@
                 <w:highlight w:val="none"/>
               </w:rPr>
             </w:pPr>
-            <w:permStart w:id="21" w:edGrp="everyone" w:colFirst="1" w:colLast="1"/>
+            <w:permStart w:id="22" w:edGrp="everyone" w:colFirst="1" w:colLast="1"/>
             <w:r>
               <w:rPr>
                 <w:rFonts w:hint="eastAsia" w:ascii="宋体" w:hAnsi="宋体"/>
@@ -6269,7 +6253,7 @@
           </w:p>
         </w:tc>
       </w:tr>
-      <w:permEnd w:id="21"/>
+      <w:permEnd w:id="22"/>
       <w:tr>
         <w:tblPrEx>
           <w:tblBorders>
@@ -6316,7 +6300,7 @@
                 <w:highlight w:val="none"/>
               </w:rPr>
             </w:pPr>
-            <w:permStart w:id="22" w:edGrp="everyone" w:colFirst="1" w:colLast="1"/>
+            <w:permStart w:id="23" w:edGrp="everyone" w:colFirst="1" w:colLast="1"/>
             <w:r>
               <w:rPr>
                 <w:rFonts w:hint="eastAsia" w:ascii="宋体" w:hAnsi="宋体"/>
@@ -6358,7 +6342,7 @@
           </w:p>
         </w:tc>
       </w:tr>
-      <w:permEnd w:id="22"/>
+      <w:permEnd w:id="23"/>
       <w:tr>
         <w:tblPrEx>
           <w:tblBorders>
@@ -6405,7 +6389,7 @@
                 <w:highlight w:val="none"/>
               </w:rPr>
             </w:pPr>
-            <w:permStart w:id="23" w:edGrp="everyone" w:colFirst="1" w:colLast="1"/>
+            <w:permStart w:id="24" w:edGrp="everyone" w:colFirst="1" w:colLast="1"/>
             <w:r>
               <w:rPr>
                 <w:rFonts w:hint="eastAsia" w:ascii="宋体" w:hAnsi="宋体"/>
@@ -6443,7 +6427,7 @@
           </w:p>
         </w:tc>
       </w:tr>
-      <w:permEnd w:id="23"/>
+      <w:permEnd w:id="24"/>
       <w:tr>
         <w:tblPrEx>
           <w:tblBorders>
@@ -6490,7 +6474,7 @@
                 <w:lang w:val="en-US" w:eastAsia="zh-CN"/>
               </w:rPr>
             </w:pPr>
-            <w:permStart w:id="24" w:edGrp="everyone" w:colFirst="1" w:colLast="1"/>
+            <w:permStart w:id="25" w:edGrp="everyone" w:colFirst="1" w:colLast="1"/>
             <w:r>
               <w:rPr>
                 <w:rFonts w:hint="eastAsia" w:ascii="宋体" w:hAnsi="宋体"/>
@@ -6536,7 +6520,7 @@
           </w:p>
         </w:tc>
       </w:tr>
-      <w:permEnd w:id="24"/>
+      <w:permEnd w:id="25"/>
     </w:tbl>
     <w:p>
       <w:pPr>
@@ -6544,7 +6528,9 @@
           <w:rFonts w:hint="eastAsia"/>
         </w:rPr>
       </w:pPr>
-    </w:p>
+      <w:permStart w:id="26" w:edGrp="everyone"/>
+    </w:p>
+    <w:permEnd w:id="26"/>
     <w:p>
       <w:pPr>
         <w:spacing w:line="240" w:lineRule="auto"/>
@@ -6663,6 +6649,12 @@
             <w:insideH w:val="single" w:color="auto" w:sz="4" w:space="0"/>
             <w:insideV w:val="single" w:color="auto" w:sz="4" w:space="0"/>
           </w:tblBorders>
+          <w:tblCellMar>
+            <w:top w:w="0" w:type="dxa"/>
+            <w:left w:w="108" w:type="dxa"/>
+            <w:bottom w:w="0" w:type="dxa"/>
+            <w:right w:w="108" w:type="dxa"/>
+          </w:tblCellMar>
         </w:tblPrEx>
         <w:trPr>
           <w:jc w:val="center"/>
@@ -6738,8 +6730,8 @@
               </w:rPr>
               <w:t>：</w:t>
             </w:r>
-            <w:permStart w:id="25" w:edGrp="everyone"/>
-            <w:permEnd w:id="25"/>
+            <w:permStart w:id="27" w:edGrp="everyone"/>
+            <w:permEnd w:id="27"/>
           </w:p>
         </w:tc>
       </w:tr>
@@ -6909,8 +6901,8 @@
               </w:rPr>
               <w:t>：</w:t>
             </w:r>
-            <w:permStart w:id="26" w:edGrp="everyone"/>
-            <w:permEnd w:id="26"/>
+            <w:permStart w:id="28" w:edGrp="everyone"/>
+            <w:permEnd w:id="28"/>
           </w:p>
         </w:tc>
       </w:tr>
@@ -8464,18 +8456,517 @@
         <w:spacing w:line="360" w:lineRule="exact"/>
         <w:ind w:firstLine="480" w:firstLineChars="200"/>
         <w:rPr>
-          <w:rFonts w:hint="eastAsia"/>
-        </w:rPr>
-      </w:pPr>
-      <w:r>
-        <w:rPr>
           <w:rFonts w:hint="eastAsia" w:ascii="宋体" w:hAnsi="宋体"/>
           <w:sz w:val="24"/>
           <w:szCs w:val="24"/>
           <w:highlight w:val="none"/>
         </w:rPr>
+      </w:pPr>
+      <w:r>
+        <w:rPr>
+          <w:rFonts w:hint="eastAsia" w:ascii="宋体" w:hAnsi="宋体"/>
+          <w:sz w:val="24"/>
+          <w:szCs w:val="24"/>
+          <w:highlight w:val="none"/>
+        </w:rPr>
         <w:t>第七条  本合同自双方签字后即生效，并由本单位纪检监察部门和上级纪检监察机关、部门监督执行。</w:t>
       </w:r>
+    </w:p>
+    <w:tbl>
+      <w:tblPr>
+        <w:tblStyle w:val="9"/>
+        <w:tblW w:w="8863" w:type="dxa"/>
+        <w:jc w:val="center"/>
+        <w:tblBorders>
+          <w:top w:val="single" w:color="auto" w:sz="4" w:space="0"/>
+          <w:left w:val="single" w:color="auto" w:sz="4" w:space="0"/>
+          <w:bottom w:val="single" w:color="auto" w:sz="4" w:space="0"/>
+          <w:right w:val="single" w:color="auto" w:sz="4" w:space="0"/>
+          <w:insideH w:val="single" w:color="auto" w:sz="4" w:space="0"/>
+          <w:insideV w:val="single" w:color="auto" w:sz="4" w:space="0"/>
+        </w:tblBorders>
+        <w:tblLayout w:type="autofit"/>
+        <w:tblCellMar>
+          <w:top w:w="0" w:type="dxa"/>
+          <w:left w:w="108" w:type="dxa"/>
+          <w:bottom w:w="0" w:type="dxa"/>
+          <w:right w:w="108" w:type="dxa"/>
+        </w:tblCellMar>
+      </w:tblPr>
+      <w:tblGrid>
+        <w:gridCol w:w="4431"/>
+        <w:gridCol w:w="4432"/>
+      </w:tblGrid>
+      <w:tr>
+        <w:tblPrEx>
+          <w:tblBorders>
+            <w:top w:val="single" w:color="auto" w:sz="4" w:space="0"/>
+            <w:left w:val="single" w:color="auto" w:sz="4" w:space="0"/>
+            <w:bottom w:val="single" w:color="auto" w:sz="4" w:space="0"/>
+            <w:right w:val="single" w:color="auto" w:sz="4" w:space="0"/>
+            <w:insideH w:val="single" w:color="auto" w:sz="4" w:space="0"/>
+            <w:insideV w:val="single" w:color="auto" w:sz="4" w:space="0"/>
+          </w:tblBorders>
+          <w:tblCellMar>
+            <w:top w:w="0" w:type="dxa"/>
+            <w:left w:w="108" w:type="dxa"/>
+            <w:bottom w:w="0" w:type="dxa"/>
+            <w:right w:w="108" w:type="dxa"/>
+          </w:tblCellMar>
+        </w:tblPrEx>
+        <w:trPr>
+          <w:trHeight w:val="725" w:hRule="atLeast"/>
+          <w:jc w:val="center"/>
+        </w:trPr>
+        <w:tc>
+          <w:tcPr>
+            <w:tcW w:w="8863" w:type="dxa"/>
+            <w:gridSpan w:val="2"/>
+            <w:tcBorders>
+              <w:top w:val="nil"/>
+              <w:left w:val="nil"/>
+              <w:bottom w:val="nil"/>
+              <w:right w:val="nil"/>
+            </w:tcBorders>
+            <w:noWrap w:val="0"/>
+            <w:vAlign w:val="center"/>
+          </w:tcPr>
+          <w:p>
+            <w:pPr>
+              <w:spacing w:line="360" w:lineRule="auto"/>
+              <w:jc w:val="both"/>
+              <w:rPr>
+                <w:rFonts w:hint="eastAsia" w:ascii="宋体" w:hAnsi="宋体"/>
+                <w:b/>
+                <w:sz w:val="24"/>
+                <w:szCs w:val="24"/>
+              </w:rPr>
+            </w:pPr>
+            <w:r>
+              <w:rPr>
+                <w:rFonts w:hint="eastAsia" w:ascii="宋体" w:hAnsi="宋体" w:eastAsia="宋体" w:cs="宋体"/>
+                <w:b/>
+                <w:sz w:val="24"/>
+                <w:szCs w:val="24"/>
+                <w:highlight w:val="none"/>
+              </w:rPr>
+              <w:t>招</w:t>
+            </w:r>
+            <w:r>
+              <w:rPr>
+                <w:rFonts w:hint="eastAsia" w:ascii="宋体" w:hAnsi="宋体" w:eastAsia="宋体" w:cs="宋体"/>
+                <w:b/>
+                <w:bCs w:val="0"/>
+                <w:sz w:val="24"/>
+                <w:szCs w:val="24"/>
+                <w:highlight w:val="none"/>
+              </w:rPr>
+              <w:t>标项目</w:t>
+            </w:r>
+            <w:r>
+              <w:rPr>
+                <w:rFonts w:hint="eastAsia" w:ascii="宋体" w:hAnsi="宋体" w:eastAsia="宋体" w:cs="宋体"/>
+                <w:b/>
+                <w:bCs w:val="0"/>
+                <w:sz w:val="24"/>
+                <w:szCs w:val="24"/>
+                <w:highlight w:val="none"/>
+                <w:lang w:eastAsia="zh-CN"/>
+              </w:rPr>
+              <w:t>：</w:t>
+            </w:r>
+            <w:permStart w:id="29" w:edGrp="everyone"/>
+            <w:permEnd w:id="29"/>
+            <w:r>
+              <w:rPr>
+                <w:rFonts w:hint="eastAsia" w:ascii="Times New Roman" w:hAnsi="Times New Roman" w:eastAsia="宋体" w:cs="Times New Roman"/>
+                <w:b/>
+                <w:bCs w:val="0"/>
+                <w:color w:val="000000"/>
+                <w:kern w:val="2"/>
+                <w:sz w:val="24"/>
+                <w:szCs w:val="24"/>
+                <w:highlight w:val="none"/>
+                <w:lang w:val="en-US" w:eastAsia="zh-CN" w:bidi="ar-SA"/>
+              </w:rPr>
+              <w:t xml:space="preserve"> </w:t>
+            </w:r>
+            <w:bookmarkStart w:id="0" w:name="_GoBack"/>
+            <w:bookmarkEnd w:id="0"/>
+          </w:p>
+        </w:tc>
+      </w:tr>
+      <w:tr>
+        <w:tblPrEx>
+          <w:tblBorders>
+            <w:top w:val="single" w:color="auto" w:sz="4" w:space="0"/>
+            <w:left w:val="single" w:color="auto" w:sz="4" w:space="0"/>
+            <w:bottom w:val="single" w:color="auto" w:sz="4" w:space="0"/>
+            <w:right w:val="single" w:color="auto" w:sz="4" w:space="0"/>
+            <w:insideH w:val="single" w:color="auto" w:sz="4" w:space="0"/>
+            <w:insideV w:val="single" w:color="auto" w:sz="4" w:space="0"/>
+          </w:tblBorders>
+          <w:tblCellMar>
+            <w:top w:w="0" w:type="dxa"/>
+            <w:left w:w="108" w:type="dxa"/>
+            <w:bottom w:w="0" w:type="dxa"/>
+            <w:right w:w="108" w:type="dxa"/>
+          </w:tblCellMar>
+        </w:tblPrEx>
+        <w:trPr>
+          <w:trHeight w:val="661" w:hRule="atLeast"/>
+          <w:jc w:val="center"/>
+        </w:trPr>
+        <w:tc>
+          <w:tcPr>
+            <w:tcW w:w="4431" w:type="dxa"/>
+            <w:tcBorders>
+              <w:top w:val="nil"/>
+              <w:left w:val="nil"/>
+              <w:bottom w:val="nil"/>
+              <w:right w:val="nil"/>
+            </w:tcBorders>
+            <w:noWrap w:val="0"/>
+            <w:vAlign w:val="center"/>
+          </w:tcPr>
+          <w:p>
+            <w:pPr>
+              <w:spacing w:line="360" w:lineRule="auto"/>
+              <w:jc w:val="both"/>
+              <w:rPr>
+                <w:rFonts w:hint="eastAsia" w:ascii="宋体" w:hAnsi="宋体" w:eastAsia="宋体"/>
+                <w:b w:val="0"/>
+                <w:bCs/>
+                <w:sz w:val="24"/>
+                <w:szCs w:val="24"/>
+                <w:vertAlign w:val="baseline"/>
+                <w:lang w:val="en-US" w:eastAsia="zh-CN"/>
+              </w:rPr>
+            </w:pPr>
+            <w:r>
+              <w:rPr>
+                <w:rFonts w:hint="eastAsia" w:ascii="宋体" w:hAnsi="宋体"/>
+                <w:b w:val="0"/>
+                <w:bCs/>
+                <w:sz w:val="24"/>
+                <w:szCs w:val="24"/>
+              </w:rPr>
+              <w:t>甲方单位</w:t>
+            </w:r>
+            <w:r>
+              <w:rPr>
+                <w:rFonts w:hint="eastAsia" w:ascii="宋体" w:hAnsi="宋体"/>
+                <w:b w:val="0"/>
+                <w:bCs/>
+                <w:sz w:val="24"/>
+                <w:szCs w:val="24"/>
+                <w:lang w:eastAsia="zh-CN"/>
+              </w:rPr>
+              <w:t>（</w:t>
+            </w:r>
+            <w:r>
+              <w:rPr>
+                <w:rFonts w:hint="eastAsia" w:ascii="宋体" w:hAnsi="宋体"/>
+                <w:b w:val="0"/>
+                <w:bCs/>
+                <w:sz w:val="24"/>
+                <w:szCs w:val="24"/>
+                <w:lang w:val="en-US" w:eastAsia="zh-CN"/>
+              </w:rPr>
+              <w:t>盖章</w:t>
+            </w:r>
+            <w:r>
+              <w:rPr>
+                <w:rFonts w:hint="eastAsia" w:ascii="宋体" w:hAnsi="宋体"/>
+                <w:b w:val="0"/>
+                <w:bCs/>
+                <w:sz w:val="24"/>
+                <w:szCs w:val="24"/>
+                <w:lang w:eastAsia="zh-CN"/>
+              </w:rPr>
+              <w:t>）：</w:t>
+            </w:r>
+          </w:p>
+        </w:tc>
+        <w:tc>
+          <w:tcPr>
+            <w:tcW w:w="4432" w:type="dxa"/>
+            <w:tcBorders>
+              <w:top w:val="nil"/>
+              <w:left w:val="nil"/>
+              <w:bottom w:val="nil"/>
+              <w:right w:val="nil"/>
+            </w:tcBorders>
+            <w:noWrap w:val="0"/>
+            <w:vAlign w:val="center"/>
+          </w:tcPr>
+          <w:p>
+            <w:pPr>
+              <w:spacing w:line="360" w:lineRule="auto"/>
+              <w:jc w:val="both"/>
+              <w:rPr>
+                <w:rFonts w:hint="eastAsia" w:ascii="宋体" w:hAnsi="宋体"/>
+                <w:b w:val="0"/>
+                <w:bCs/>
+                <w:sz w:val="24"/>
+                <w:szCs w:val="24"/>
+                <w:vertAlign w:val="baseline"/>
+                <w:lang w:val="en-US" w:eastAsia="zh-CN"/>
+              </w:rPr>
+            </w:pPr>
+            <w:r>
+              <w:rPr>
+                <w:rFonts w:hint="eastAsia" w:ascii="宋体" w:hAnsi="宋体"/>
+                <w:b w:val="0"/>
+                <w:bCs/>
+                <w:sz w:val="24"/>
+                <w:szCs w:val="24"/>
+              </w:rPr>
+              <w:t>乙方单位</w:t>
+            </w:r>
+            <w:r>
+              <w:rPr>
+                <w:rFonts w:hint="eastAsia" w:ascii="宋体" w:hAnsi="宋体"/>
+                <w:b w:val="0"/>
+                <w:bCs/>
+                <w:sz w:val="24"/>
+                <w:szCs w:val="24"/>
+                <w:lang w:eastAsia="zh-CN"/>
+              </w:rPr>
+              <w:t>（</w:t>
+            </w:r>
+            <w:r>
+              <w:rPr>
+                <w:rFonts w:hint="eastAsia" w:ascii="宋体" w:hAnsi="宋体"/>
+                <w:b w:val="0"/>
+                <w:bCs/>
+                <w:sz w:val="24"/>
+                <w:szCs w:val="24"/>
+                <w:lang w:val="en-US" w:eastAsia="zh-CN"/>
+              </w:rPr>
+              <w:t>盖章</w:t>
+            </w:r>
+            <w:r>
+              <w:rPr>
+                <w:rFonts w:hint="eastAsia" w:ascii="宋体" w:hAnsi="宋体"/>
+                <w:b w:val="0"/>
+                <w:bCs/>
+                <w:sz w:val="24"/>
+                <w:szCs w:val="24"/>
+                <w:lang w:eastAsia="zh-CN"/>
+              </w:rPr>
+              <w:t>）：</w:t>
+            </w:r>
+          </w:p>
+        </w:tc>
+      </w:tr>
+      <w:tr>
+        <w:tblPrEx>
+          <w:tblBorders>
+            <w:top w:val="single" w:color="auto" w:sz="4" w:space="0"/>
+            <w:left w:val="single" w:color="auto" w:sz="4" w:space="0"/>
+            <w:bottom w:val="single" w:color="auto" w:sz="4" w:space="0"/>
+            <w:right w:val="single" w:color="auto" w:sz="4" w:space="0"/>
+            <w:insideH w:val="single" w:color="auto" w:sz="4" w:space="0"/>
+            <w:insideV w:val="single" w:color="auto" w:sz="4" w:space="0"/>
+          </w:tblBorders>
+          <w:tblCellMar>
+            <w:top w:w="0" w:type="dxa"/>
+            <w:left w:w="108" w:type="dxa"/>
+            <w:bottom w:w="0" w:type="dxa"/>
+            <w:right w:w="108" w:type="dxa"/>
+          </w:tblCellMar>
+        </w:tblPrEx>
+        <w:trPr>
+          <w:trHeight w:val="661" w:hRule="atLeast"/>
+          <w:jc w:val="center"/>
+        </w:trPr>
+        <w:tc>
+          <w:tcPr>
+            <w:tcW w:w="4431" w:type="dxa"/>
+            <w:tcBorders>
+              <w:top w:val="nil"/>
+              <w:left w:val="nil"/>
+              <w:bottom w:val="nil"/>
+              <w:right w:val="nil"/>
+            </w:tcBorders>
+            <w:noWrap w:val="0"/>
+            <w:vAlign w:val="center"/>
+          </w:tcPr>
+          <w:p>
+            <w:pPr>
+              <w:spacing w:line="360" w:lineRule="auto"/>
+              <w:jc w:val="both"/>
+              <w:rPr>
+                <w:rFonts w:hint="eastAsia" w:ascii="宋体" w:hAnsi="宋体" w:eastAsia="宋体" w:cs="Times New Roman"/>
+                <w:b/>
+                <w:sz w:val="24"/>
+                <w:szCs w:val="24"/>
+                <w:lang w:val="en-US" w:eastAsia="zh-CN"/>
+              </w:rPr>
+            </w:pPr>
+            <w:r>
+              <w:rPr>
+                <w:rFonts w:hint="eastAsia" w:ascii="宋体" w:hAnsi="宋体" w:eastAsia="宋体" w:cs="Times New Roman"/>
+                <w:b/>
+                <w:sz w:val="24"/>
+                <w:szCs w:val="24"/>
+                <w:lang w:eastAsia="zh-CN"/>
+              </w:rPr>
+              <w:t>云南省肿瘤医院</w:t>
+            </w:r>
+            <w:r>
+              <w:rPr>
+                <w:rFonts w:hint="eastAsia" w:ascii="宋体" w:hAnsi="宋体" w:eastAsia="宋体" w:cs="Times New Roman"/>
+                <w:b/>
+                <w:sz w:val="24"/>
+                <w:szCs w:val="24"/>
+                <w:lang w:val="en-US" w:eastAsia="zh-CN"/>
+              </w:rPr>
+              <w:t xml:space="preserve"> </w:t>
+            </w:r>
+            <w:r>
+              <w:rPr>
+                <w:rFonts w:hint="eastAsia" w:ascii="宋体" w:hAnsi="宋体" w:eastAsia="宋体" w:cs="Times New Roman"/>
+                <w:b/>
+                <w:sz w:val="24"/>
+                <w:szCs w:val="24"/>
+                <w:lang w:eastAsia="zh-CN"/>
+              </w:rPr>
+              <w:t>昆明医科大学第三附属医院</w:t>
+            </w:r>
+          </w:p>
+        </w:tc>
+        <w:tc>
+          <w:tcPr>
+            <w:tcW w:w="4432" w:type="dxa"/>
+            <w:tcBorders>
+              <w:top w:val="nil"/>
+              <w:left w:val="nil"/>
+              <w:bottom w:val="nil"/>
+              <w:right w:val="nil"/>
+            </w:tcBorders>
+            <w:noWrap w:val="0"/>
+            <w:vAlign w:val="center"/>
+          </w:tcPr>
+          <w:p>
+            <w:pPr>
+              <w:spacing w:line="360" w:lineRule="exact"/>
+              <w:jc w:val="both"/>
+              <w:rPr>
+                <w:rFonts w:hint="eastAsia" w:ascii="宋体" w:hAnsi="宋体" w:eastAsia="宋体" w:cs="Times New Roman"/>
+                <w:b/>
+                <w:sz w:val="24"/>
+                <w:szCs w:val="24"/>
+                <w:lang w:val="en-US" w:eastAsia="zh-CN"/>
+              </w:rPr>
+            </w:pPr>
+            <w:permStart w:id="30" w:edGrp="everyone"/>
+            <w:permEnd w:id="30"/>
+          </w:p>
+        </w:tc>
+      </w:tr>
+      <w:tr>
+        <w:tblPrEx>
+          <w:tblBorders>
+            <w:top w:val="single" w:color="auto" w:sz="4" w:space="0"/>
+            <w:left w:val="single" w:color="auto" w:sz="4" w:space="0"/>
+            <w:bottom w:val="single" w:color="auto" w:sz="4" w:space="0"/>
+            <w:right w:val="single" w:color="auto" w:sz="4" w:space="0"/>
+            <w:insideH w:val="single" w:color="auto" w:sz="4" w:space="0"/>
+            <w:insideV w:val="single" w:color="auto" w:sz="4" w:space="0"/>
+          </w:tblBorders>
+          <w:tblCellMar>
+            <w:top w:w="0" w:type="dxa"/>
+            <w:left w:w="108" w:type="dxa"/>
+            <w:bottom w:w="0" w:type="dxa"/>
+            <w:right w:w="108" w:type="dxa"/>
+          </w:tblCellMar>
+        </w:tblPrEx>
+        <w:trPr>
+          <w:trHeight w:val="596" w:hRule="atLeast"/>
+          <w:jc w:val="center"/>
+        </w:trPr>
+        <w:tc>
+          <w:tcPr>
+            <w:tcW w:w="4431" w:type="dxa"/>
+            <w:tcBorders>
+              <w:top w:val="nil"/>
+              <w:left w:val="nil"/>
+              <w:bottom w:val="nil"/>
+              <w:right w:val="nil"/>
+            </w:tcBorders>
+            <w:noWrap w:val="0"/>
+            <w:vAlign w:val="center"/>
+          </w:tcPr>
+          <w:p>
+            <w:pPr>
+              <w:spacing w:line="360" w:lineRule="auto"/>
+              <w:jc w:val="both"/>
+              <w:rPr>
+                <w:rFonts w:hint="eastAsia" w:ascii="宋体" w:hAnsi="宋体"/>
+                <w:b/>
+                <w:sz w:val="24"/>
+                <w:szCs w:val="24"/>
+              </w:rPr>
+            </w:pPr>
+            <w:r>
+              <w:rPr>
+                <w:rFonts w:hint="eastAsia" w:ascii="宋体" w:hAnsi="宋体"/>
+                <w:sz w:val="24"/>
+                <w:szCs w:val="24"/>
+              </w:rPr>
+              <w:t>法定代表人：</w:t>
+            </w:r>
+          </w:p>
+        </w:tc>
+        <w:tc>
+          <w:tcPr>
+            <w:tcW w:w="4432" w:type="dxa"/>
+            <w:tcBorders>
+              <w:top w:val="nil"/>
+              <w:left w:val="nil"/>
+              <w:bottom w:val="nil"/>
+              <w:right w:val="nil"/>
+            </w:tcBorders>
+            <w:noWrap w:val="0"/>
+            <w:vAlign w:val="center"/>
+          </w:tcPr>
+          <w:p>
+            <w:pPr>
+              <w:spacing w:line="360" w:lineRule="auto"/>
+              <w:jc w:val="both"/>
+              <w:rPr>
+                <w:rFonts w:hint="eastAsia" w:ascii="宋体" w:hAnsi="宋体"/>
+                <w:b/>
+                <w:sz w:val="24"/>
+                <w:szCs w:val="24"/>
+                <w:lang w:val="en-US" w:eastAsia="zh-CN"/>
+              </w:rPr>
+            </w:pPr>
+            <w:r>
+              <w:rPr>
+                <w:rFonts w:hint="eastAsia" w:ascii="宋体" w:hAnsi="宋体"/>
+                <w:sz w:val="24"/>
+                <w:szCs w:val="24"/>
+              </w:rPr>
+              <w:t>法定或委托代表人：</w:t>
+            </w:r>
+          </w:p>
+        </w:tc>
+      </w:tr>
+    </w:tbl>
+    <w:p>
+      <w:pPr>
+        <w:spacing w:line="360" w:lineRule="exact"/>
+        <w:ind w:firstLine="480" w:firstLineChars="200"/>
+        <w:rPr>
+          <w:rFonts w:hint="eastAsia" w:ascii="宋体" w:hAnsi="宋体"/>
+          <w:sz w:val="24"/>
+          <w:szCs w:val="24"/>
+          <w:highlight w:val="none"/>
+        </w:rPr>
+      </w:pPr>
     </w:p>
     <w:sectPr>
       <w:pgSz w:w="11906" w:h="16838"/>

--- a/Contracts/Templates/采购合同 设备类.docx
+++ b/Contracts/Templates/采购合同 设备类.docx
@@ -3588,6 +3588,8 @@
           <w:szCs w:val="24"/>
         </w:rPr>
       </w:pPr>
+      <w:permStart w:id="8" w:edGrp="everyone"/>
+      <w:permEnd w:id="8"/>
     </w:p>
     <w:p>
       <w:pPr>
@@ -3604,7 +3606,7 @@
         <w:bidi w:val="0"/>
         <w:adjustRightInd/>
         <w:snapToGrid/>
-        <w:spacing w:line="240" w:lineRule="exact"/>
+        <w:spacing w:line="360" w:lineRule="auto"/>
         <w:jc w:val="left"/>
         <w:textAlignment w:val="auto"/>
         <w:rPr>
@@ -3648,7 +3650,7 @@
         <w:bidi w:val="0"/>
         <w:adjustRightInd/>
         <w:snapToGrid/>
-        <w:spacing w:line="240" w:lineRule="exact"/>
+        <w:spacing w:line="360" w:lineRule="auto"/>
         <w:jc w:val="left"/>
         <w:textAlignment w:val="auto"/>
         <w:rPr>
@@ -3657,6 +3659,14 @@
           <w:szCs w:val="24"/>
         </w:rPr>
       </w:pPr>
+      <w:r>
+        <w:rPr>
+          <w:rFonts w:hint="eastAsia" w:asciiTheme="minorEastAsia" w:hAnsiTheme="minorEastAsia"/>
+          <w:sz w:val="24"/>
+          <w:szCs w:val="24"/>
+        </w:rPr>
+        <w:t xml:space="preserve">       地址:昆明市人民西路174号</w:t>
+      </w:r>
     </w:p>
     <w:p>
       <w:pPr>
@@ -3673,7 +3683,8 @@
         <w:bidi w:val="0"/>
         <w:adjustRightInd/>
         <w:snapToGrid/>
-        <w:spacing w:line="240" w:lineRule="exact"/>
+        <w:spacing w:line="360" w:lineRule="auto"/>
+        <w:ind w:firstLine="849" w:firstLineChars="354"/>
         <w:jc w:val="left"/>
         <w:textAlignment w:val="auto"/>
         <w:rPr>
@@ -3688,7 +3699,7 @@
           <w:sz w:val="24"/>
           <w:szCs w:val="24"/>
         </w:rPr>
-        <w:t xml:space="preserve">       地址:昆明市人民西路174号</w:t>
+        <w:t>邮编:650118</w:t>
       </w:r>
     </w:p>
     <w:p>
@@ -3706,7 +3717,8 @@
         <w:bidi w:val="0"/>
         <w:adjustRightInd/>
         <w:snapToGrid/>
-        <w:spacing w:line="240" w:lineRule="exact"/>
+        <w:spacing w:line="360" w:lineRule="auto"/>
+        <w:ind w:firstLine="849" w:firstLineChars="354"/>
         <w:jc w:val="left"/>
         <w:textAlignment w:val="auto"/>
         <w:rPr>
@@ -3715,6 +3727,14 @@
           <w:szCs w:val="24"/>
         </w:rPr>
       </w:pPr>
+      <w:r>
+        <w:rPr>
+          <w:rFonts w:hint="eastAsia" w:asciiTheme="minorEastAsia" w:hAnsiTheme="minorEastAsia"/>
+          <w:sz w:val="24"/>
+          <w:szCs w:val="24"/>
+        </w:rPr>
+        <w:t>法定代表人:</w:t>
+      </w:r>
     </w:p>
     <w:p>
       <w:pPr>
@@ -3731,7 +3751,7 @@
         <w:bidi w:val="0"/>
         <w:adjustRightInd/>
         <w:snapToGrid/>
-        <w:spacing w:line="240" w:lineRule="exact"/>
+        <w:spacing w:line="360" w:lineRule="auto"/>
         <w:ind w:firstLine="849" w:firstLineChars="354"/>
         <w:jc w:val="left"/>
         <w:textAlignment w:val="auto"/>
@@ -3747,7 +3767,17 @@
           <w:sz w:val="24"/>
           <w:szCs w:val="24"/>
         </w:rPr>
-        <w:t>邮编:650118</w:t>
+        <w:t>开户银行:</w:t>
+      </w:r>
+      <w:r>
+        <w:rPr>
+          <w:rFonts w:hint="eastAsia" w:ascii="宋体" w:hAnsi="宋体" w:eastAsia="宋体" w:cs="宋体"/>
+          <w:color w:val="000000"/>
+          <w:kern w:val="0"/>
+          <w:sz w:val="24"/>
+          <w:szCs w:val="24"/>
+        </w:rPr>
+        <w:t xml:space="preserve"> 中国银行昆明市八一支行</w:t>
       </w:r>
     </w:p>
     <w:p>
@@ -3765,7 +3795,7 @@
         <w:bidi w:val="0"/>
         <w:adjustRightInd/>
         <w:snapToGrid/>
-        <w:spacing w:line="240" w:lineRule="exact"/>
+        <w:spacing w:line="360" w:lineRule="auto"/>
         <w:ind w:firstLine="849" w:firstLineChars="354"/>
         <w:jc w:val="left"/>
         <w:textAlignment w:val="auto"/>
@@ -3775,6 +3805,24 @@
           <w:szCs w:val="24"/>
         </w:rPr>
       </w:pPr>
+      <w:r>
+        <w:rPr>
+          <w:rFonts w:hint="eastAsia" w:asciiTheme="minorEastAsia" w:hAnsiTheme="minorEastAsia"/>
+          <w:sz w:val="24"/>
+          <w:szCs w:val="24"/>
+        </w:rPr>
+        <w:t>账号:</w:t>
+      </w:r>
+      <w:r>
+        <w:rPr>
+          <w:rFonts w:hint="eastAsia" w:ascii="宋体" w:hAnsi="宋体" w:eastAsia="宋体" w:cs="宋体"/>
+          <w:color w:val="000000"/>
+          <w:kern w:val="0"/>
+          <w:sz w:val="24"/>
+          <w:szCs w:val="24"/>
+        </w:rPr>
+        <w:t xml:space="preserve"> 134001146914</w:t>
+      </w:r>
     </w:p>
     <w:p>
       <w:pPr>
@@ -3791,14 +3839,15 @@
         <w:bidi w:val="0"/>
         <w:adjustRightInd/>
         <w:snapToGrid/>
-        <w:spacing w:line="240" w:lineRule="exact"/>
+        <w:spacing w:line="360" w:lineRule="auto"/>
         <w:ind w:firstLine="849" w:firstLineChars="354"/>
         <w:jc w:val="left"/>
         <w:textAlignment w:val="auto"/>
         <w:rPr>
-          <w:rFonts w:asciiTheme="minorEastAsia" w:hAnsiTheme="minorEastAsia"/>
-          <w:sz w:val="24"/>
-          <w:szCs w:val="24"/>
+          <w:rFonts w:hint="default" w:asciiTheme="minorEastAsia" w:hAnsiTheme="minorEastAsia" w:eastAsiaTheme="minorEastAsia"/>
+          <w:sz w:val="24"/>
+          <w:szCs w:val="24"/>
+          <w:lang w:val="en-US" w:eastAsia="zh-CN"/>
         </w:rPr>
       </w:pPr>
       <w:r>
@@ -3807,7 +3856,16 @@
           <w:sz w:val="24"/>
           <w:szCs w:val="24"/>
         </w:rPr>
-        <w:t>法定代表人:</w:t>
+        <w:t>电话:</w:t>
+      </w:r>
+      <w:r>
+        <w:rPr>
+          <w:rFonts w:hint="eastAsia" w:asciiTheme="minorEastAsia" w:hAnsiTheme="minorEastAsia"/>
+          <w:sz w:val="24"/>
+          <w:szCs w:val="24"/>
+          <w:lang w:val="en-US" w:eastAsia="zh-CN"/>
+        </w:rPr>
+        <w:t>0871-68173651</w:t>
       </w:r>
     </w:p>
     <w:p>
@@ -3825,8 +3883,8 @@
         <w:bidi w:val="0"/>
         <w:adjustRightInd/>
         <w:snapToGrid/>
-        <w:spacing w:line="240" w:lineRule="exact"/>
-        <w:ind w:firstLine="0" w:firstLineChars="0"/>
+        <w:spacing w:line="360" w:lineRule="auto"/>
+        <w:ind w:firstLine="849" w:firstLineChars="354"/>
         <w:jc w:val="left"/>
         <w:textAlignment w:val="auto"/>
         <w:rPr>
@@ -3835,6 +3893,14 @@
           <w:szCs w:val="24"/>
         </w:rPr>
       </w:pPr>
+      <w:r>
+        <w:rPr>
+          <w:rFonts w:hint="eastAsia" w:asciiTheme="minorEastAsia" w:hAnsiTheme="minorEastAsia"/>
+          <w:sz w:val="24"/>
+          <w:szCs w:val="24"/>
+        </w:rPr>
+        <w:t>签订日期:</w:t>
+      </w:r>
     </w:p>
     <w:p>
       <w:pPr>
@@ -3851,34 +3917,28 @@
         <w:bidi w:val="0"/>
         <w:adjustRightInd/>
         <w:snapToGrid/>
-        <w:spacing w:line="240" w:lineRule="exact"/>
-        <w:ind w:firstLine="849" w:firstLineChars="354"/>
+        <w:spacing w:line="360" w:lineRule="auto"/>
         <w:jc w:val="left"/>
         <w:textAlignment w:val="auto"/>
         <w:rPr>
-          <w:rFonts w:asciiTheme="minorEastAsia" w:hAnsiTheme="minorEastAsia"/>
-          <w:sz w:val="24"/>
-          <w:szCs w:val="24"/>
+          <w:rFonts w:hint="eastAsia" w:eastAsia="宋体"/>
+          <w:b/>
+          <w:sz w:val="24"/>
+          <w:szCs w:val="24"/>
+          <w:lang w:val="en-US" w:eastAsia="zh-CN"/>
         </w:rPr>
       </w:pPr>
       <w:r>
         <w:rPr>
           <w:rFonts w:hint="eastAsia" w:asciiTheme="minorEastAsia" w:hAnsiTheme="minorEastAsia"/>
-          <w:sz w:val="24"/>
-          <w:szCs w:val="24"/>
-        </w:rPr>
-        <w:t>开户银行:</w:t>
-      </w:r>
-      <w:r>
-        <w:rPr>
-          <w:rFonts w:hint="eastAsia" w:ascii="宋体" w:hAnsi="宋体" w:eastAsia="宋体" w:cs="宋体"/>
-          <w:color w:val="000000"/>
-          <w:kern w:val="0"/>
-          <w:sz w:val="24"/>
-          <w:szCs w:val="24"/>
-        </w:rPr>
-        <w:t xml:space="preserve"> 中国银行昆明市八一支行</w:t>
-      </w:r>
+          <w:b/>
+          <w:sz w:val="24"/>
+          <w:szCs w:val="24"/>
+        </w:rPr>
+        <w:t>乙方(供应商公章)名称:</w:t>
+      </w:r>
+      <w:permStart w:id="9" w:edGrp="everyone"/>
+      <w:permEnd w:id="9"/>
     </w:p>
     <w:p>
       <w:pPr>
@@ -3895,16 +3955,27 @@
         <w:bidi w:val="0"/>
         <w:adjustRightInd/>
         <w:snapToGrid/>
-        <w:spacing w:line="240" w:lineRule="exact"/>
-        <w:ind w:firstLine="849" w:firstLineChars="354"/>
-        <w:jc w:val="left"/>
+        <w:spacing w:line="360" w:lineRule="auto"/>
+        <w:ind w:left="0" w:leftChars="0" w:firstLine="840" w:firstLineChars="350"/>
+        <w:jc w:val="both"/>
         <w:textAlignment w:val="auto"/>
         <w:rPr>
-          <w:rFonts w:asciiTheme="minorEastAsia" w:hAnsiTheme="minorEastAsia"/>
-          <w:sz w:val="24"/>
-          <w:szCs w:val="24"/>
-        </w:rPr>
-      </w:pPr>
+          <w:rFonts w:hint="eastAsia" w:asciiTheme="minorEastAsia" w:hAnsiTheme="minorEastAsia" w:eastAsiaTheme="minorEastAsia"/>
+          <w:sz w:val="24"/>
+          <w:szCs w:val="24"/>
+          <w:lang w:val="en-US" w:eastAsia="zh-CN"/>
+        </w:rPr>
+      </w:pPr>
+      <w:r>
+        <w:rPr>
+          <w:rFonts w:hint="eastAsia" w:asciiTheme="minorEastAsia" w:hAnsiTheme="minorEastAsia"/>
+          <w:sz w:val="24"/>
+          <w:szCs w:val="24"/>
+        </w:rPr>
+        <w:t>地址:</w:t>
+      </w:r>
+      <w:permStart w:id="10" w:edGrp="everyone"/>
+      <w:permEnd w:id="10"/>
     </w:p>
     <w:p>
       <w:pPr>
@@ -3921,14 +3992,15 @@
         <w:bidi w:val="0"/>
         <w:adjustRightInd/>
         <w:snapToGrid/>
-        <w:spacing w:line="240" w:lineRule="exact"/>
+        <w:spacing w:line="360" w:lineRule="auto"/>
         <w:ind w:firstLine="849" w:firstLineChars="354"/>
         <w:jc w:val="left"/>
         <w:textAlignment w:val="auto"/>
         <w:rPr>
-          <w:rFonts w:asciiTheme="minorEastAsia" w:hAnsiTheme="minorEastAsia"/>
-          <w:sz w:val="24"/>
-          <w:szCs w:val="24"/>
+          <w:rFonts w:hint="default" w:asciiTheme="minorEastAsia" w:hAnsiTheme="minorEastAsia" w:eastAsiaTheme="minorEastAsia"/>
+          <w:sz w:val="24"/>
+          <w:szCs w:val="24"/>
+          <w:lang w:val="en-US" w:eastAsia="zh-CN"/>
         </w:rPr>
       </w:pPr>
       <w:r>
@@ -3937,18 +4009,10 @@
           <w:sz w:val="24"/>
           <w:szCs w:val="24"/>
         </w:rPr>
-        <w:t>账号:</w:t>
-      </w:r>
-      <w:r>
-        <w:rPr>
-          <w:rFonts w:hint="eastAsia" w:ascii="宋体" w:hAnsi="宋体" w:eastAsia="宋体" w:cs="宋体"/>
-          <w:color w:val="000000"/>
-          <w:kern w:val="0"/>
-          <w:sz w:val="24"/>
-          <w:szCs w:val="24"/>
-        </w:rPr>
-        <w:t xml:space="preserve"> 134001146914</w:t>
-      </w:r>
+        <w:t>邮编:</w:t>
+      </w:r>
+      <w:permStart w:id="11" w:edGrp="everyone"/>
+      <w:permEnd w:id="11"/>
     </w:p>
     <w:p>
       <w:pPr>
@@ -3965,16 +4029,38 @@
         <w:bidi w:val="0"/>
         <w:adjustRightInd/>
         <w:snapToGrid/>
-        <w:spacing w:line="240" w:lineRule="exact"/>
+        <w:spacing w:line="360" w:lineRule="auto"/>
         <w:ind w:firstLine="849" w:firstLineChars="354"/>
         <w:jc w:val="left"/>
         <w:textAlignment w:val="auto"/>
         <w:rPr>
-          <w:rFonts w:asciiTheme="minorEastAsia" w:hAnsiTheme="minorEastAsia"/>
-          <w:sz w:val="24"/>
-          <w:szCs w:val="24"/>
-        </w:rPr>
-      </w:pPr>
+          <w:rFonts w:hint="default" w:asciiTheme="minorEastAsia" w:hAnsiTheme="minorEastAsia" w:eastAsiaTheme="minorEastAsia"/>
+          <w:sz w:val="24"/>
+          <w:szCs w:val="24"/>
+          <w:lang w:val="en-US" w:eastAsia="zh-CN"/>
+        </w:rPr>
+      </w:pPr>
+      <w:r>
+        <w:rPr>
+          <w:rFonts w:hint="eastAsia" w:asciiTheme="minorEastAsia" w:hAnsiTheme="minorEastAsia"/>
+          <w:sz w:val="24"/>
+          <w:szCs w:val="24"/>
+        </w:rPr>
+        <w:t>法定代表人</w:t>
+      </w:r>
+      <w:r>
+        <w:rPr>
+          <w:rFonts w:hint="eastAsia" w:asciiTheme="minorEastAsia" w:hAnsiTheme="minorEastAsia"/>
+          <w:sz w:val="24"/>
+          <w:szCs w:val="24"/>
+          <w:lang w:val="en-US" w:eastAsia="zh-CN"/>
+        </w:rPr>
+        <w:t>:</w:t>
+      </w:r>
+      <w:permStart w:id="12" w:edGrp="everyone"/>
+      <w:permEnd w:id="12"/>
+      <w:bookmarkStart w:id="0" w:name="_GoBack"/>
+      <w:bookmarkEnd w:id="0"/>
     </w:p>
     <w:p>
       <w:pPr>
@@ -3991,34 +4077,26 @@
         <w:bidi w:val="0"/>
         <w:adjustRightInd/>
         <w:snapToGrid/>
-        <w:spacing w:line="240" w:lineRule="exact"/>
+        <w:spacing w:line="360" w:lineRule="auto"/>
         <w:ind w:firstLine="849" w:firstLineChars="354"/>
         <w:jc w:val="left"/>
         <w:textAlignment w:val="auto"/>
         <w:rPr>
-          <w:rFonts w:hint="default" w:asciiTheme="minorEastAsia" w:hAnsiTheme="minorEastAsia" w:eastAsiaTheme="minorEastAsia"/>
-          <w:sz w:val="24"/>
-          <w:szCs w:val="24"/>
-          <w:lang w:val="en-US" w:eastAsia="zh-CN"/>
-        </w:rPr>
-      </w:pPr>
-      <w:r>
-        <w:rPr>
           <w:rFonts w:hint="eastAsia" w:asciiTheme="minorEastAsia" w:hAnsiTheme="minorEastAsia"/>
           <w:sz w:val="24"/>
           <w:szCs w:val="24"/>
         </w:rPr>
-        <w:t>电话:</w:t>
-      </w:r>
+      </w:pPr>
       <w:r>
         <w:rPr>
           <w:rFonts w:hint="eastAsia" w:asciiTheme="minorEastAsia" w:hAnsiTheme="minorEastAsia"/>
           <w:sz w:val="24"/>
           <w:szCs w:val="24"/>
-          <w:lang w:val="en-US" w:eastAsia="zh-CN"/>
-        </w:rPr>
-        <w:t>0871-68173651</w:t>
-      </w:r>
+        </w:rPr>
+        <w:t>委托代理人:</w:t>
+      </w:r>
+      <w:permStart w:id="13" w:edGrp="everyone"/>
+      <w:permEnd w:id="13"/>
     </w:p>
     <w:p>
       <w:pPr>
@@ -4035,16 +4113,27 @@
         <w:bidi w:val="0"/>
         <w:adjustRightInd/>
         <w:snapToGrid/>
-        <w:spacing w:line="240" w:lineRule="exact"/>
+        <w:spacing w:line="360" w:lineRule="auto"/>
         <w:ind w:firstLine="849" w:firstLineChars="354"/>
         <w:jc w:val="left"/>
         <w:textAlignment w:val="auto"/>
         <w:rPr>
-          <w:rFonts w:asciiTheme="minorEastAsia" w:hAnsiTheme="minorEastAsia"/>
-          <w:sz w:val="24"/>
-          <w:szCs w:val="24"/>
-        </w:rPr>
-      </w:pPr>
+          <w:rFonts w:hint="default" w:eastAsiaTheme="minorEastAsia"/>
+          <w:sz w:val="24"/>
+          <w:szCs w:val="24"/>
+          <w:lang w:val="en-US" w:eastAsia="zh-CN"/>
+        </w:rPr>
+      </w:pPr>
+      <w:r>
+        <w:rPr>
+          <w:rFonts w:hint="eastAsia"/>
+          <w:sz w:val="24"/>
+          <w:szCs w:val="24"/>
+        </w:rPr>
+        <w:t>经办人:</w:t>
+      </w:r>
+      <w:permStart w:id="14" w:edGrp="everyone"/>
+      <w:permEnd w:id="14"/>
     </w:p>
     <w:p>
       <w:pPr>
@@ -4061,14 +4150,15 @@
         <w:bidi w:val="0"/>
         <w:adjustRightInd/>
         <w:snapToGrid/>
-        <w:spacing w:line="240" w:lineRule="exact"/>
+        <w:spacing w:line="360" w:lineRule="auto"/>
         <w:ind w:firstLine="849" w:firstLineChars="354"/>
         <w:jc w:val="left"/>
         <w:textAlignment w:val="auto"/>
         <w:rPr>
-          <w:rFonts w:asciiTheme="minorEastAsia" w:hAnsiTheme="minorEastAsia"/>
-          <w:sz w:val="24"/>
-          <w:szCs w:val="24"/>
+          <w:rFonts w:hint="default" w:asciiTheme="minorEastAsia" w:hAnsiTheme="minorEastAsia"/>
+          <w:sz w:val="24"/>
+          <w:szCs w:val="24"/>
+          <w:lang w:val="en-US"/>
         </w:rPr>
       </w:pPr>
       <w:r>
@@ -4077,8 +4167,10 @@
           <w:sz w:val="24"/>
           <w:szCs w:val="24"/>
         </w:rPr>
-        <w:t>签订日期:</w:t>
-      </w:r>
+        <w:t>开户银行:</w:t>
+      </w:r>
+      <w:permStart w:id="15" w:edGrp="everyone"/>
+      <w:permEnd w:id="15"/>
     </w:p>
     <w:p>
       <w:pPr>
@@ -4095,15 +4187,27 @@
         <w:bidi w:val="0"/>
         <w:adjustRightInd/>
         <w:snapToGrid/>
-        <w:spacing w:line="240" w:lineRule="exact"/>
+        <w:spacing w:line="360" w:lineRule="auto"/>
+        <w:ind w:firstLine="849" w:firstLineChars="354"/>
         <w:jc w:val="left"/>
         <w:textAlignment w:val="auto"/>
         <w:rPr>
-          <w:rFonts w:asciiTheme="minorEastAsia" w:hAnsiTheme="minorEastAsia"/>
-          <w:sz w:val="24"/>
-          <w:szCs w:val="24"/>
-        </w:rPr>
-      </w:pPr>
+          <w:rFonts w:hint="default" w:asciiTheme="minorEastAsia" w:hAnsiTheme="minorEastAsia"/>
+          <w:sz w:val="24"/>
+          <w:szCs w:val="24"/>
+          <w:lang w:val="en-US"/>
+        </w:rPr>
+      </w:pPr>
+      <w:r>
+        <w:rPr>
+          <w:rFonts w:hint="eastAsia" w:asciiTheme="minorEastAsia" w:hAnsiTheme="minorEastAsia"/>
+          <w:sz w:val="24"/>
+          <w:szCs w:val="24"/>
+        </w:rPr>
+        <w:t>账号:</w:t>
+      </w:r>
+      <w:permStart w:id="16" w:edGrp="everyone"/>
+      <w:permEnd w:id="16"/>
     </w:p>
     <w:p>
       <w:pPr>
@@ -4120,12 +4224,12 @@
         <w:bidi w:val="0"/>
         <w:adjustRightInd/>
         <w:snapToGrid/>
-        <w:spacing w:line="240" w:lineRule="exact"/>
+        <w:spacing w:line="360" w:lineRule="auto"/>
+        <w:ind w:firstLine="849" w:firstLineChars="354"/>
         <w:jc w:val="left"/>
         <w:textAlignment w:val="auto"/>
         <w:rPr>
-          <w:rFonts w:hint="eastAsia" w:eastAsia="宋体"/>
-          <w:b/>
+          <w:rFonts w:hint="default" w:asciiTheme="minorEastAsia" w:hAnsiTheme="minorEastAsia" w:eastAsiaTheme="minorEastAsia"/>
           <w:sz w:val="24"/>
           <w:szCs w:val="24"/>
           <w:lang w:val="en-US" w:eastAsia="zh-CN"/>
@@ -4134,14 +4238,13 @@
       <w:r>
         <w:rPr>
           <w:rFonts w:hint="eastAsia" w:asciiTheme="minorEastAsia" w:hAnsiTheme="minorEastAsia"/>
-          <w:b/>
-          <w:sz w:val="24"/>
-          <w:szCs w:val="24"/>
-        </w:rPr>
-        <w:t>乙方(供应商公章)名称:</w:t>
-      </w:r>
-      <w:permStart w:id="8" w:edGrp="everyone"/>
-      <w:permEnd w:id="8"/>
+          <w:sz w:val="24"/>
+          <w:szCs w:val="24"/>
+        </w:rPr>
+        <w:t>电话:</w:t>
+      </w:r>
+      <w:permStart w:id="17" w:edGrp="everyone"/>
+      <w:permEnd w:id="17"/>
     </w:p>
     <w:p>
       <w:pPr>
@@ -4158,541 +4261,11 @@
         <w:bidi w:val="0"/>
         <w:adjustRightInd/>
         <w:snapToGrid/>
-        <w:spacing w:line="240" w:lineRule="exact"/>
-        <w:jc w:val="left"/>
-        <w:textAlignment w:val="auto"/>
-        <w:rPr>
-          <w:rFonts w:asciiTheme="minorEastAsia" w:hAnsiTheme="minorEastAsia"/>
-          <w:sz w:val="24"/>
-          <w:szCs w:val="24"/>
-        </w:rPr>
-      </w:pPr>
-    </w:p>
-    <w:p>
-      <w:pPr>
-        <w:keepNext w:val="0"/>
-        <w:keepLines w:val="0"/>
-        <w:pageBreakBefore w:val="0"/>
-        <w:widowControl w:val="0"/>
-        <w:kinsoku/>
-        <w:wordWrap/>
-        <w:overflowPunct/>
-        <w:topLinePunct w:val="0"/>
-        <w:autoSpaceDE/>
-        <w:autoSpaceDN/>
-        <w:bidi w:val="0"/>
-        <w:adjustRightInd/>
-        <w:snapToGrid/>
-        <w:spacing w:line="240" w:lineRule="exact"/>
-        <w:ind w:left="0" w:leftChars="0" w:firstLine="840" w:firstLineChars="350"/>
-        <w:jc w:val="both"/>
-        <w:textAlignment w:val="auto"/>
-        <w:rPr>
-          <w:rFonts w:hint="eastAsia" w:asciiTheme="minorEastAsia" w:hAnsiTheme="minorEastAsia" w:eastAsiaTheme="minorEastAsia"/>
-          <w:sz w:val="24"/>
-          <w:szCs w:val="24"/>
-          <w:lang w:val="en-US" w:eastAsia="zh-CN"/>
-        </w:rPr>
-      </w:pPr>
-      <w:r>
-        <w:rPr>
-          <w:rFonts w:hint="eastAsia" w:asciiTheme="minorEastAsia" w:hAnsiTheme="minorEastAsia"/>
-          <w:sz w:val="24"/>
-          <w:szCs w:val="24"/>
-        </w:rPr>
-        <w:t>地址:</w:t>
-      </w:r>
-      <w:permStart w:id="9" w:edGrp="everyone"/>
-      <w:permEnd w:id="9"/>
-    </w:p>
-    <w:p>
-      <w:pPr>
-        <w:keepNext w:val="0"/>
-        <w:keepLines w:val="0"/>
-        <w:pageBreakBefore w:val="0"/>
-        <w:widowControl w:val="0"/>
-        <w:kinsoku/>
-        <w:wordWrap/>
-        <w:overflowPunct/>
-        <w:topLinePunct w:val="0"/>
-        <w:autoSpaceDE/>
-        <w:autoSpaceDN/>
-        <w:bidi w:val="0"/>
-        <w:adjustRightInd/>
-        <w:snapToGrid/>
-        <w:spacing w:line="240" w:lineRule="exact"/>
-        <w:jc w:val="left"/>
-        <w:textAlignment w:val="auto"/>
-        <w:rPr>
-          <w:rFonts w:asciiTheme="minorEastAsia" w:hAnsiTheme="minorEastAsia"/>
-          <w:sz w:val="24"/>
-          <w:szCs w:val="24"/>
-        </w:rPr>
-      </w:pPr>
-    </w:p>
-    <w:p>
-      <w:pPr>
-        <w:keepNext w:val="0"/>
-        <w:keepLines w:val="0"/>
-        <w:pageBreakBefore w:val="0"/>
-        <w:widowControl w:val="0"/>
-        <w:kinsoku/>
-        <w:wordWrap/>
-        <w:overflowPunct/>
-        <w:topLinePunct w:val="0"/>
-        <w:autoSpaceDE/>
-        <w:autoSpaceDN/>
-        <w:bidi w:val="0"/>
-        <w:adjustRightInd/>
-        <w:snapToGrid/>
-        <w:spacing w:line="240" w:lineRule="exact"/>
+        <w:spacing w:line="360" w:lineRule="auto"/>
         <w:ind w:firstLine="849" w:firstLineChars="354"/>
         <w:jc w:val="left"/>
         <w:textAlignment w:val="auto"/>
         <w:rPr>
-          <w:rFonts w:hint="default" w:asciiTheme="minorEastAsia" w:hAnsiTheme="minorEastAsia" w:eastAsiaTheme="minorEastAsia"/>
-          <w:sz w:val="24"/>
-          <w:szCs w:val="24"/>
-          <w:lang w:val="en-US" w:eastAsia="zh-CN"/>
-        </w:rPr>
-      </w:pPr>
-      <w:r>
-        <w:rPr>
-          <w:rFonts w:hint="eastAsia" w:asciiTheme="minorEastAsia" w:hAnsiTheme="minorEastAsia"/>
-          <w:sz w:val="24"/>
-          <w:szCs w:val="24"/>
-        </w:rPr>
-        <w:t>邮编:</w:t>
-      </w:r>
-      <w:permStart w:id="10" w:edGrp="everyone"/>
-      <w:permEnd w:id="10"/>
-    </w:p>
-    <w:p>
-      <w:pPr>
-        <w:keepNext w:val="0"/>
-        <w:keepLines w:val="0"/>
-        <w:pageBreakBefore w:val="0"/>
-        <w:widowControl w:val="0"/>
-        <w:kinsoku/>
-        <w:wordWrap/>
-        <w:overflowPunct/>
-        <w:topLinePunct w:val="0"/>
-        <w:autoSpaceDE/>
-        <w:autoSpaceDN/>
-        <w:bidi w:val="0"/>
-        <w:adjustRightInd/>
-        <w:snapToGrid/>
-        <w:spacing w:line="240" w:lineRule="exact"/>
-        <w:jc w:val="left"/>
-        <w:textAlignment w:val="auto"/>
-        <w:rPr>
-          <w:sz w:val="24"/>
-          <w:szCs w:val="24"/>
-        </w:rPr>
-      </w:pPr>
-    </w:p>
-    <w:p>
-      <w:pPr>
-        <w:keepNext w:val="0"/>
-        <w:keepLines w:val="0"/>
-        <w:pageBreakBefore w:val="0"/>
-        <w:widowControl w:val="0"/>
-        <w:kinsoku/>
-        <w:wordWrap/>
-        <w:overflowPunct/>
-        <w:topLinePunct w:val="0"/>
-        <w:autoSpaceDE/>
-        <w:autoSpaceDN/>
-        <w:bidi w:val="0"/>
-        <w:adjustRightInd/>
-        <w:snapToGrid/>
-        <w:spacing w:line="240" w:lineRule="exact"/>
-        <w:ind w:firstLine="849" w:firstLineChars="354"/>
-        <w:jc w:val="left"/>
-        <w:textAlignment w:val="auto"/>
-        <w:rPr>
-          <w:rFonts w:hint="default" w:asciiTheme="minorEastAsia" w:hAnsiTheme="minorEastAsia" w:eastAsiaTheme="minorEastAsia"/>
-          <w:sz w:val="24"/>
-          <w:szCs w:val="24"/>
-          <w:lang w:val="en-US" w:eastAsia="zh-CN"/>
-        </w:rPr>
-      </w:pPr>
-      <w:r>
-        <w:rPr>
-          <w:rFonts w:hint="eastAsia" w:asciiTheme="minorEastAsia" w:hAnsiTheme="minorEastAsia"/>
-          <w:sz w:val="24"/>
-          <w:szCs w:val="24"/>
-        </w:rPr>
-        <w:t>法定代表人</w:t>
-      </w:r>
-      <w:r>
-        <w:rPr>
-          <w:rFonts w:hint="eastAsia" w:asciiTheme="minorEastAsia" w:hAnsiTheme="minorEastAsia"/>
-          <w:sz w:val="24"/>
-          <w:szCs w:val="24"/>
-          <w:lang w:val="en-US" w:eastAsia="zh-CN"/>
-        </w:rPr>
-        <w:t>:</w:t>
-      </w:r>
-      <w:permStart w:id="11" w:edGrp="everyone"/>
-      <w:permEnd w:id="11"/>
-    </w:p>
-    <w:p>
-      <w:pPr>
-        <w:keepNext w:val="0"/>
-        <w:keepLines w:val="0"/>
-        <w:pageBreakBefore w:val="0"/>
-        <w:widowControl w:val="0"/>
-        <w:kinsoku/>
-        <w:wordWrap/>
-        <w:overflowPunct/>
-        <w:topLinePunct w:val="0"/>
-        <w:autoSpaceDE/>
-        <w:autoSpaceDN/>
-        <w:bidi w:val="0"/>
-        <w:adjustRightInd/>
-        <w:snapToGrid/>
-        <w:spacing w:line="240" w:lineRule="exact"/>
-        <w:ind w:firstLine="849" w:firstLineChars="354"/>
-        <w:jc w:val="left"/>
-        <w:textAlignment w:val="auto"/>
-        <w:rPr>
-          <w:rFonts w:hint="eastAsia" w:asciiTheme="minorEastAsia" w:hAnsiTheme="minorEastAsia"/>
-          <w:sz w:val="24"/>
-          <w:szCs w:val="24"/>
-        </w:rPr>
-      </w:pPr>
-    </w:p>
-    <w:p>
-      <w:pPr>
-        <w:keepNext w:val="0"/>
-        <w:keepLines w:val="0"/>
-        <w:pageBreakBefore w:val="0"/>
-        <w:widowControl w:val="0"/>
-        <w:kinsoku/>
-        <w:wordWrap/>
-        <w:overflowPunct/>
-        <w:topLinePunct w:val="0"/>
-        <w:autoSpaceDE/>
-        <w:autoSpaceDN/>
-        <w:bidi w:val="0"/>
-        <w:adjustRightInd/>
-        <w:snapToGrid/>
-        <w:spacing w:line="240" w:lineRule="exact"/>
-        <w:ind w:firstLine="849" w:firstLineChars="354"/>
-        <w:jc w:val="left"/>
-        <w:textAlignment w:val="auto"/>
-        <w:rPr>
-          <w:rFonts w:hint="default" w:asciiTheme="minorEastAsia" w:hAnsiTheme="minorEastAsia" w:eastAsiaTheme="minorEastAsia"/>
-          <w:sz w:val="24"/>
-          <w:szCs w:val="24"/>
-          <w:lang w:val="en-US" w:eastAsia="zh-CN"/>
-        </w:rPr>
-      </w:pPr>
-      <w:r>
-        <w:rPr>
-          <w:rFonts w:hint="eastAsia" w:asciiTheme="minorEastAsia" w:hAnsiTheme="minorEastAsia"/>
-          <w:sz w:val="24"/>
-          <w:szCs w:val="24"/>
-        </w:rPr>
-        <w:t>委托代理人:</w:t>
-      </w:r>
-      <w:permStart w:id="12" w:edGrp="everyone"/>
-      <w:permEnd w:id="12"/>
-    </w:p>
-    <w:p>
-      <w:pPr>
-        <w:keepNext w:val="0"/>
-        <w:keepLines w:val="0"/>
-        <w:pageBreakBefore w:val="0"/>
-        <w:widowControl w:val="0"/>
-        <w:kinsoku/>
-        <w:wordWrap/>
-        <w:overflowPunct/>
-        <w:topLinePunct w:val="0"/>
-        <w:autoSpaceDE/>
-        <w:autoSpaceDN/>
-        <w:bidi w:val="0"/>
-        <w:adjustRightInd/>
-        <w:snapToGrid/>
-        <w:spacing w:line="240" w:lineRule="exact"/>
-        <w:jc w:val="left"/>
-        <w:textAlignment w:val="auto"/>
-        <w:rPr>
-          <w:sz w:val="24"/>
-          <w:szCs w:val="24"/>
-        </w:rPr>
-      </w:pPr>
-    </w:p>
-    <w:p>
-      <w:pPr>
-        <w:keepNext w:val="0"/>
-        <w:keepLines w:val="0"/>
-        <w:pageBreakBefore w:val="0"/>
-        <w:widowControl w:val="0"/>
-        <w:kinsoku/>
-        <w:wordWrap/>
-        <w:overflowPunct/>
-        <w:topLinePunct w:val="0"/>
-        <w:autoSpaceDE/>
-        <w:autoSpaceDN/>
-        <w:bidi w:val="0"/>
-        <w:adjustRightInd/>
-        <w:snapToGrid/>
-        <w:spacing w:line="240" w:lineRule="exact"/>
-        <w:jc w:val="left"/>
-        <w:textAlignment w:val="auto"/>
-        <w:rPr>
-          <w:rFonts w:hint="default" w:eastAsiaTheme="minorEastAsia"/>
-          <w:sz w:val="24"/>
-          <w:szCs w:val="24"/>
-          <w:lang w:val="en-US" w:eastAsia="zh-CN"/>
-        </w:rPr>
-      </w:pPr>
-      <w:r>
-        <w:rPr>
-          <w:rFonts w:hint="eastAsia"/>
-          <w:sz w:val="24"/>
-          <w:szCs w:val="24"/>
-        </w:rPr>
-        <w:t xml:space="preserve">       经办人:</w:t>
-      </w:r>
-      <w:permStart w:id="13" w:edGrp="everyone"/>
-      <w:permEnd w:id="13"/>
-    </w:p>
-    <w:p>
-      <w:pPr>
-        <w:keepNext w:val="0"/>
-        <w:keepLines w:val="0"/>
-        <w:pageBreakBefore w:val="0"/>
-        <w:widowControl w:val="0"/>
-        <w:kinsoku/>
-        <w:wordWrap/>
-        <w:overflowPunct/>
-        <w:topLinePunct w:val="0"/>
-        <w:autoSpaceDE/>
-        <w:autoSpaceDN/>
-        <w:bidi w:val="0"/>
-        <w:adjustRightInd/>
-        <w:snapToGrid/>
-        <w:spacing w:line="240" w:lineRule="exact"/>
-        <w:jc w:val="left"/>
-        <w:textAlignment w:val="auto"/>
-        <w:rPr>
-          <w:sz w:val="24"/>
-          <w:szCs w:val="24"/>
-        </w:rPr>
-      </w:pPr>
-    </w:p>
-    <w:p>
-      <w:pPr>
-        <w:keepNext w:val="0"/>
-        <w:keepLines w:val="0"/>
-        <w:pageBreakBefore w:val="0"/>
-        <w:widowControl w:val="0"/>
-        <w:kinsoku/>
-        <w:wordWrap/>
-        <w:overflowPunct/>
-        <w:topLinePunct w:val="0"/>
-        <w:autoSpaceDE/>
-        <w:autoSpaceDN/>
-        <w:bidi w:val="0"/>
-        <w:adjustRightInd/>
-        <w:snapToGrid/>
-        <w:spacing w:line="240" w:lineRule="exact"/>
-        <w:ind w:firstLine="849" w:firstLineChars="354"/>
-        <w:jc w:val="left"/>
-        <w:textAlignment w:val="auto"/>
-        <w:rPr>
-          <w:rFonts w:hint="default" w:asciiTheme="minorEastAsia" w:hAnsiTheme="minorEastAsia"/>
-          <w:sz w:val="24"/>
-          <w:szCs w:val="24"/>
-          <w:lang w:val="en-US"/>
-        </w:rPr>
-      </w:pPr>
-      <w:r>
-        <w:rPr>
-          <w:rFonts w:hint="eastAsia" w:asciiTheme="minorEastAsia" w:hAnsiTheme="minorEastAsia"/>
-          <w:sz w:val="24"/>
-          <w:szCs w:val="24"/>
-        </w:rPr>
-        <w:t>开户银行:</w:t>
-      </w:r>
-      <w:permStart w:id="14" w:edGrp="everyone"/>
-      <w:permEnd w:id="14"/>
-    </w:p>
-    <w:p>
-      <w:pPr>
-        <w:keepNext w:val="0"/>
-        <w:keepLines w:val="0"/>
-        <w:pageBreakBefore w:val="0"/>
-        <w:widowControl w:val="0"/>
-        <w:kinsoku/>
-        <w:wordWrap/>
-        <w:overflowPunct/>
-        <w:topLinePunct w:val="0"/>
-        <w:autoSpaceDE/>
-        <w:autoSpaceDN/>
-        <w:bidi w:val="0"/>
-        <w:adjustRightInd/>
-        <w:snapToGrid/>
-        <w:spacing w:line="240" w:lineRule="exact"/>
-        <w:ind w:firstLine="849" w:firstLineChars="354"/>
-        <w:jc w:val="left"/>
-        <w:textAlignment w:val="auto"/>
-        <w:rPr>
-          <w:rFonts w:hint="eastAsia" w:asciiTheme="minorEastAsia" w:hAnsiTheme="minorEastAsia"/>
-          <w:sz w:val="24"/>
-          <w:szCs w:val="24"/>
-        </w:rPr>
-      </w:pPr>
-    </w:p>
-    <w:p>
-      <w:pPr>
-        <w:keepNext w:val="0"/>
-        <w:keepLines w:val="0"/>
-        <w:pageBreakBefore w:val="0"/>
-        <w:widowControl w:val="0"/>
-        <w:kinsoku/>
-        <w:wordWrap/>
-        <w:overflowPunct/>
-        <w:topLinePunct w:val="0"/>
-        <w:autoSpaceDE/>
-        <w:autoSpaceDN/>
-        <w:bidi w:val="0"/>
-        <w:adjustRightInd/>
-        <w:snapToGrid/>
-        <w:spacing w:line="240" w:lineRule="exact"/>
-        <w:ind w:firstLine="849" w:firstLineChars="354"/>
-        <w:jc w:val="left"/>
-        <w:textAlignment w:val="auto"/>
-        <w:rPr>
-          <w:rFonts w:hint="default" w:asciiTheme="minorEastAsia" w:hAnsiTheme="minorEastAsia"/>
-          <w:sz w:val="24"/>
-          <w:szCs w:val="24"/>
-          <w:lang w:val="en-US"/>
-        </w:rPr>
-      </w:pPr>
-      <w:r>
-        <w:rPr>
-          <w:rFonts w:hint="eastAsia" w:asciiTheme="minorEastAsia" w:hAnsiTheme="minorEastAsia"/>
-          <w:sz w:val="24"/>
-          <w:szCs w:val="24"/>
-        </w:rPr>
-        <w:t>账号:</w:t>
-      </w:r>
-      <w:permStart w:id="15" w:edGrp="everyone"/>
-      <w:permEnd w:id="15"/>
-    </w:p>
-    <w:p>
-      <w:pPr>
-        <w:keepNext w:val="0"/>
-        <w:keepLines w:val="0"/>
-        <w:pageBreakBefore w:val="0"/>
-        <w:widowControl w:val="0"/>
-        <w:kinsoku/>
-        <w:wordWrap/>
-        <w:overflowPunct/>
-        <w:topLinePunct w:val="0"/>
-        <w:autoSpaceDE/>
-        <w:autoSpaceDN/>
-        <w:bidi w:val="0"/>
-        <w:adjustRightInd/>
-        <w:snapToGrid/>
-        <w:spacing w:line="240" w:lineRule="exact"/>
-        <w:ind w:firstLine="849" w:firstLineChars="354"/>
-        <w:jc w:val="left"/>
-        <w:textAlignment w:val="auto"/>
-        <w:rPr>
-          <w:rFonts w:hint="eastAsia" w:asciiTheme="minorEastAsia" w:hAnsiTheme="minorEastAsia"/>
-          <w:sz w:val="24"/>
-          <w:szCs w:val="24"/>
-        </w:rPr>
-      </w:pPr>
-    </w:p>
-    <w:p>
-      <w:pPr>
-        <w:keepNext w:val="0"/>
-        <w:keepLines w:val="0"/>
-        <w:pageBreakBefore w:val="0"/>
-        <w:widowControl w:val="0"/>
-        <w:kinsoku/>
-        <w:wordWrap/>
-        <w:overflowPunct/>
-        <w:topLinePunct w:val="0"/>
-        <w:autoSpaceDE/>
-        <w:autoSpaceDN/>
-        <w:bidi w:val="0"/>
-        <w:adjustRightInd/>
-        <w:snapToGrid/>
-        <w:spacing w:line="240" w:lineRule="exact"/>
-        <w:ind w:firstLine="849" w:firstLineChars="354"/>
-        <w:jc w:val="left"/>
-        <w:textAlignment w:val="auto"/>
-        <w:rPr>
-          <w:rFonts w:hint="default" w:asciiTheme="minorEastAsia" w:hAnsiTheme="minorEastAsia" w:eastAsiaTheme="minorEastAsia"/>
-          <w:sz w:val="24"/>
-          <w:szCs w:val="24"/>
-          <w:lang w:val="en-US" w:eastAsia="zh-CN"/>
-        </w:rPr>
-      </w:pPr>
-      <w:r>
-        <w:rPr>
-          <w:rFonts w:hint="eastAsia" w:asciiTheme="minorEastAsia" w:hAnsiTheme="minorEastAsia"/>
-          <w:sz w:val="24"/>
-          <w:szCs w:val="24"/>
-        </w:rPr>
-        <w:t>电话:</w:t>
-      </w:r>
-      <w:permStart w:id="16" w:edGrp="everyone"/>
-      <w:permEnd w:id="16"/>
-    </w:p>
-    <w:p>
-      <w:pPr>
-        <w:keepNext w:val="0"/>
-        <w:keepLines w:val="0"/>
-        <w:pageBreakBefore w:val="0"/>
-        <w:widowControl w:val="0"/>
-        <w:kinsoku/>
-        <w:wordWrap/>
-        <w:overflowPunct/>
-        <w:topLinePunct w:val="0"/>
-        <w:autoSpaceDE/>
-        <w:autoSpaceDN/>
-        <w:bidi w:val="0"/>
-        <w:adjustRightInd/>
-        <w:snapToGrid/>
-        <w:spacing w:line="240" w:lineRule="exact"/>
-        <w:ind w:firstLine="849" w:firstLineChars="354"/>
-        <w:jc w:val="left"/>
-        <w:textAlignment w:val="auto"/>
-        <w:rPr>
-          <w:rFonts w:hint="eastAsia" w:asciiTheme="minorEastAsia" w:hAnsiTheme="minorEastAsia"/>
-          <w:sz w:val="24"/>
-          <w:szCs w:val="24"/>
-        </w:rPr>
-      </w:pPr>
-    </w:p>
-    <w:p>
-      <w:pPr>
-        <w:keepNext w:val="0"/>
-        <w:keepLines w:val="0"/>
-        <w:pageBreakBefore w:val="0"/>
-        <w:widowControl w:val="0"/>
-        <w:kinsoku/>
-        <w:wordWrap/>
-        <w:overflowPunct/>
-        <w:topLinePunct w:val="0"/>
-        <w:autoSpaceDE/>
-        <w:autoSpaceDN/>
-        <w:bidi w:val="0"/>
-        <w:adjustRightInd/>
-        <w:snapToGrid/>
-        <w:spacing w:line="240" w:lineRule="exact"/>
-        <w:ind w:firstLine="849" w:firstLineChars="354"/>
-        <w:jc w:val="left"/>
-        <w:textAlignment w:val="auto"/>
-        <w:rPr>
           <w:rFonts w:hint="default" w:eastAsiaTheme="minorEastAsia"/>
           <w:szCs w:val="28"/>
           <w:lang w:val="en-US" w:eastAsia="zh-CN"/>
@@ -4714,7 +4287,7 @@
           <w:rFonts w:hint="eastAsia"/>
         </w:rPr>
       </w:pPr>
-      <w:permStart w:id="17" w:edGrp="everyone"/>
+      <w:permStart w:id="18" w:edGrp="everyone"/>
     </w:p>
     <w:p>
       <w:pPr>
@@ -4772,7 +4345,7 @@
         </w:rPr>
       </w:pPr>
     </w:p>
-    <w:permEnd w:id="17"/>
+    <w:permEnd w:id="18"/>
     <w:p>
       <w:pPr>
         <w:rPr>
@@ -5104,7 +4677,7 @@
                 <w:lang w:eastAsia="zh-CN"/>
               </w:rPr>
             </w:pPr>
-            <w:permStart w:id="18" w:edGrp="everyone"/>
+            <w:permStart w:id="19" w:edGrp="everyone"/>
           </w:p>
         </w:tc>
         <w:tc>
@@ -5209,7 +4782,7 @@
         </w:rPr>
       </w:pPr>
     </w:p>
-    <w:permEnd w:id="18"/>
+    <w:permEnd w:id="19"/>
     <w:p>
       <w:pPr>
         <w:rPr>
@@ -5697,7 +5270,7 @@
                 <w:highlight w:val="none"/>
               </w:rPr>
             </w:pPr>
-            <w:permStart w:id="19" w:edGrp="everyone"/>
+            <w:permStart w:id="20" w:edGrp="everyone"/>
             <w:r>
               <w:rPr>
                 <w:rFonts w:hint="eastAsia" w:ascii="宋体" w:hAnsi="宋体"/>
@@ -5888,7 +5461,7 @@
         <w:t xml:space="preserve"> </w:t>
       </w:r>
     </w:p>
-    <w:permEnd w:id="19"/>
+    <w:permEnd w:id="20"/>
     <w:p>
       <w:pPr>
         <w:rPr>
@@ -6038,7 +5611,7 @@
                 <w:highlight w:val="none"/>
               </w:rPr>
             </w:pPr>
-            <w:permStart w:id="20" w:edGrp="everyone" w:colFirst="1" w:colLast="1"/>
+            <w:permStart w:id="21" w:edGrp="everyone" w:colFirst="1" w:colLast="1"/>
             <w:r>
               <w:rPr>
                 <w:rFonts w:hint="eastAsia" w:ascii="宋体" w:hAnsi="宋体"/>
@@ -6078,7 +5651,7 @@
           </w:p>
         </w:tc>
       </w:tr>
-      <w:permEnd w:id="20"/>
+      <w:permEnd w:id="21"/>
       <w:tr>
         <w:tblPrEx>
           <w:tblBorders>
@@ -6124,7 +5697,7 @@
                 <w:highlight w:val="none"/>
               </w:rPr>
             </w:pPr>
-            <w:permStart w:id="21" w:edGrp="everyone" w:colFirst="1" w:colLast="1"/>
+            <w:permStart w:id="22" w:edGrp="everyone" w:colFirst="1" w:colLast="1"/>
             <w:r>
               <w:rPr>
                 <w:rFonts w:hint="eastAsia" w:ascii="宋体" w:hAnsi="宋体"/>
@@ -6164,7 +5737,7 @@
           </w:p>
         </w:tc>
       </w:tr>
-      <w:permEnd w:id="21"/>
+      <w:permEnd w:id="22"/>
       <w:tr>
         <w:tblPrEx>
           <w:tblBorders>
@@ -6211,7 +5784,7 @@
                 <w:highlight w:val="none"/>
               </w:rPr>
             </w:pPr>
-            <w:permStart w:id="22" w:edGrp="everyone" w:colFirst="1" w:colLast="1"/>
+            <w:permStart w:id="23" w:edGrp="everyone" w:colFirst="1" w:colLast="1"/>
             <w:r>
               <w:rPr>
                 <w:rFonts w:hint="eastAsia" w:ascii="宋体" w:hAnsi="宋体"/>
@@ -6253,7 +5826,7 @@
           </w:p>
         </w:tc>
       </w:tr>
-      <w:permEnd w:id="22"/>
+      <w:permEnd w:id="23"/>
       <w:tr>
         <w:tblPrEx>
           <w:tblBorders>
@@ -6300,7 +5873,7 @@
                 <w:highlight w:val="none"/>
               </w:rPr>
             </w:pPr>
-            <w:permStart w:id="23" w:edGrp="everyone" w:colFirst="1" w:colLast="1"/>
+            <w:permStart w:id="24" w:edGrp="everyone" w:colFirst="1" w:colLast="1"/>
             <w:r>
               <w:rPr>
                 <w:rFonts w:hint="eastAsia" w:ascii="宋体" w:hAnsi="宋体"/>
@@ -6342,7 +5915,7 @@
           </w:p>
         </w:tc>
       </w:tr>
-      <w:permEnd w:id="23"/>
+      <w:permEnd w:id="24"/>
       <w:tr>
         <w:tblPrEx>
           <w:tblBorders>
@@ -6389,7 +5962,7 @@
                 <w:highlight w:val="none"/>
               </w:rPr>
             </w:pPr>
-            <w:permStart w:id="24" w:edGrp="everyone" w:colFirst="1" w:colLast="1"/>
+            <w:permStart w:id="25" w:edGrp="everyone" w:colFirst="1" w:colLast="1"/>
             <w:r>
               <w:rPr>
                 <w:rFonts w:hint="eastAsia" w:ascii="宋体" w:hAnsi="宋体"/>
@@ -6427,7 +6000,7 @@
           </w:p>
         </w:tc>
       </w:tr>
-      <w:permEnd w:id="24"/>
+      <w:permEnd w:id="25"/>
       <w:tr>
         <w:tblPrEx>
           <w:tblBorders>
@@ -6474,7 +6047,7 @@
                 <w:lang w:val="en-US" w:eastAsia="zh-CN"/>
               </w:rPr>
             </w:pPr>
-            <w:permStart w:id="25" w:edGrp="everyone" w:colFirst="1" w:colLast="1"/>
+            <w:permStart w:id="26" w:edGrp="everyone" w:colFirst="1" w:colLast="1"/>
             <w:r>
               <w:rPr>
                 <w:rFonts w:hint="eastAsia" w:ascii="宋体" w:hAnsi="宋体"/>
@@ -6520,7 +6093,7 @@
           </w:p>
         </w:tc>
       </w:tr>
-      <w:permEnd w:id="25"/>
+      <w:permEnd w:id="26"/>
     </w:tbl>
     <w:p>
       <w:pPr>
@@ -6528,9 +6101,15 @@
           <w:rFonts w:hint="eastAsia"/>
         </w:rPr>
       </w:pPr>
-      <w:permStart w:id="26" w:edGrp="everyone"/>
-    </w:p>
-    <w:permEnd w:id="26"/>
+      <w:permStart w:id="27" w:edGrp="everyone"/>
+      <w:r>
+        <w:rPr>
+          <w:rFonts w:hint="eastAsia"/>
+        </w:rPr>
+        <w:br w:type="page"/>
+      </w:r>
+    </w:p>
+    <w:permEnd w:id="27"/>
     <w:p>
       <w:pPr>
         <w:spacing w:line="240" w:lineRule="auto"/>
@@ -6730,8 +6309,8 @@
               </w:rPr>
               <w:t>：</w:t>
             </w:r>
-            <w:permStart w:id="27" w:edGrp="everyone"/>
-            <w:permEnd w:id="27"/>
+            <w:permStart w:id="28" w:edGrp="everyone"/>
+            <w:permEnd w:id="28"/>
           </w:p>
         </w:tc>
       </w:tr>
@@ -6901,8 +6480,8 @@
               </w:rPr>
               <w:t>：</w:t>
             </w:r>
-            <w:permStart w:id="28" w:edGrp="everyone"/>
-            <w:permEnd w:id="28"/>
+            <w:permStart w:id="29" w:edGrp="everyone"/>
+            <w:permEnd w:id="29"/>
           </w:p>
         </w:tc>
       </w:tr>
@@ -6921,7 +6500,7 @@
         <w:bidi w:val="0"/>
         <w:adjustRightInd/>
         <w:snapToGrid/>
-        <w:spacing w:line="360" w:lineRule="auto"/>
+        <w:spacing w:line="260" w:lineRule="auto"/>
         <w:ind w:firstLine="480" w:firstLineChars="200"/>
         <w:textAlignment w:val="auto"/>
         <w:rPr>
@@ -6985,7 +6564,7 @@
         <w:bidi w:val="0"/>
         <w:adjustRightInd/>
         <w:snapToGrid/>
-        <w:spacing w:line="360" w:lineRule="exact"/>
+        <w:spacing w:line="260" w:lineRule="auto"/>
         <w:ind w:firstLine="480" w:firstLineChars="200"/>
         <w:textAlignment w:val="auto"/>
         <w:rPr>
@@ -7019,7 +6598,7 @@
         <w:bidi w:val="0"/>
         <w:adjustRightInd/>
         <w:snapToGrid/>
-        <w:spacing w:line="360" w:lineRule="exact"/>
+        <w:spacing w:line="260" w:lineRule="auto"/>
         <w:ind w:firstLine="480" w:firstLineChars="200"/>
         <w:textAlignment w:val="auto"/>
         <w:rPr>
@@ -7053,7 +6632,7 @@
         <w:bidi w:val="0"/>
         <w:adjustRightInd/>
         <w:snapToGrid/>
-        <w:spacing w:line="360" w:lineRule="exact"/>
+        <w:spacing w:line="260" w:lineRule="auto"/>
         <w:ind w:firstLine="480" w:firstLineChars="200"/>
         <w:textAlignment w:val="auto"/>
         <w:rPr>
@@ -7087,7 +6666,7 @@
         <w:bidi w:val="0"/>
         <w:adjustRightInd/>
         <w:snapToGrid/>
-        <w:spacing w:line="360" w:lineRule="exact"/>
+        <w:spacing w:line="260" w:lineRule="auto"/>
         <w:ind w:firstLine="480" w:firstLineChars="200"/>
         <w:textAlignment w:val="auto"/>
         <w:rPr>
@@ -7139,7 +6718,7 @@
         <w:bidi w:val="0"/>
         <w:adjustRightInd/>
         <w:snapToGrid/>
-        <w:spacing w:line="360" w:lineRule="exact"/>
+        <w:spacing w:line="260" w:lineRule="auto"/>
         <w:ind w:firstLine="480" w:firstLineChars="200"/>
         <w:textAlignment w:val="auto"/>
         <w:rPr>
@@ -7173,7 +6752,7 @@
         <w:bidi w:val="0"/>
         <w:adjustRightInd/>
         <w:snapToGrid/>
-        <w:spacing w:line="360" w:lineRule="exact"/>
+        <w:spacing w:line="260" w:lineRule="auto"/>
         <w:ind w:firstLine="480" w:firstLineChars="200"/>
         <w:textAlignment w:val="auto"/>
         <w:rPr>
@@ -7226,7 +6805,7 @@
         <w:bidi w:val="0"/>
         <w:adjustRightInd/>
         <w:snapToGrid/>
-        <w:spacing w:line="360" w:lineRule="exact"/>
+        <w:spacing w:line="260" w:lineRule="auto"/>
         <w:ind w:firstLine="480" w:firstLineChars="200"/>
         <w:textAlignment w:val="auto"/>
         <w:rPr>
@@ -7324,7 +6903,7 @@
         <w:bidi w:val="0"/>
         <w:adjustRightInd/>
         <w:snapToGrid/>
-        <w:spacing w:line="360" w:lineRule="exact"/>
+        <w:spacing w:line="260" w:lineRule="auto"/>
         <w:ind w:firstLine="480" w:firstLineChars="200"/>
         <w:textAlignment w:val="auto"/>
         <w:rPr>
@@ -7377,7 +6956,7 @@
         <w:bidi w:val="0"/>
         <w:adjustRightInd/>
         <w:snapToGrid/>
-        <w:spacing w:line="360" w:lineRule="exact"/>
+        <w:spacing w:line="260" w:lineRule="auto"/>
         <w:ind w:firstLine="480" w:firstLineChars="200"/>
         <w:textAlignment w:val="auto"/>
         <w:rPr>
@@ -7411,7 +6990,7 @@
         <w:bidi w:val="0"/>
         <w:adjustRightInd/>
         <w:snapToGrid/>
-        <w:spacing w:line="360" w:lineRule="exact"/>
+        <w:spacing w:line="260" w:lineRule="auto"/>
         <w:ind w:firstLine="480" w:firstLineChars="200"/>
         <w:textAlignment w:val="auto"/>
         <w:rPr>
@@ -7445,7 +7024,7 @@
         <w:bidi w:val="0"/>
         <w:adjustRightInd/>
         <w:snapToGrid/>
-        <w:spacing w:line="360" w:lineRule="exact"/>
+        <w:spacing w:line="260" w:lineRule="auto"/>
         <w:ind w:firstLine="480" w:firstLineChars="200"/>
         <w:textAlignment w:val="auto"/>
         <w:rPr>
@@ -7515,7 +7094,7 @@
         <w:bidi w:val="0"/>
         <w:adjustRightInd/>
         <w:snapToGrid/>
-        <w:spacing w:line="360" w:lineRule="exact"/>
+        <w:spacing w:line="260" w:lineRule="auto"/>
         <w:ind w:left="105" w:leftChars="50" w:firstLine="480" w:firstLineChars="200"/>
         <w:textAlignment w:val="auto"/>
         <w:rPr>
@@ -7549,7 +7128,7 @@
         <w:bidi w:val="0"/>
         <w:adjustRightInd/>
         <w:snapToGrid/>
-        <w:spacing w:line="360" w:lineRule="exact"/>
+        <w:spacing w:line="260" w:lineRule="auto"/>
         <w:ind w:firstLine="480" w:firstLineChars="200"/>
         <w:textAlignment w:val="auto"/>
         <w:rPr>
@@ -7585,7 +7164,7 @@
         <w:bidi w:val="0"/>
         <w:adjustRightInd/>
         <w:snapToGrid/>
-        <w:spacing w:before="0" w:beforeAutospacing="0" w:after="0" w:afterAutospacing="0" w:line="360" w:lineRule="exact"/>
+        <w:spacing w:before="0" w:beforeAutospacing="0" w:after="0" w:afterAutospacing="0" w:line="260" w:lineRule="auto"/>
         <w:ind w:left="105" w:leftChars="50" w:firstLine="480" w:firstLineChars="200"/>
         <w:textAlignment w:val="auto"/>
         <w:rPr>
@@ -7629,7 +7208,7 @@
         <w:bidi w:val="0"/>
         <w:adjustRightInd/>
         <w:snapToGrid/>
-        <w:spacing w:line="360" w:lineRule="exact"/>
+        <w:spacing w:line="260" w:lineRule="auto"/>
         <w:ind w:firstLine="480" w:firstLineChars="200"/>
         <w:textAlignment w:val="auto"/>
         <w:rPr>
@@ -7872,7 +7451,7 @@
         <w:bidi w:val="0"/>
         <w:adjustRightInd/>
         <w:snapToGrid/>
-        <w:spacing w:line="360" w:lineRule="exact"/>
+        <w:spacing w:line="260" w:lineRule="auto"/>
         <w:ind w:firstLine="480" w:firstLineChars="200"/>
         <w:textAlignment w:val="auto"/>
         <w:rPr>
@@ -7906,7 +7485,7 @@
         <w:bidi w:val="0"/>
         <w:adjustRightInd/>
         <w:snapToGrid/>
-        <w:spacing w:line="360" w:lineRule="exact"/>
+        <w:spacing w:line="260" w:lineRule="auto"/>
         <w:ind w:left="105" w:leftChars="50" w:firstLine="480" w:firstLineChars="200"/>
         <w:textAlignment w:val="auto"/>
         <w:rPr>
@@ -7959,7 +7538,7 @@
         <w:bidi w:val="0"/>
         <w:adjustRightInd/>
         <w:snapToGrid/>
-        <w:spacing w:line="360" w:lineRule="exact"/>
+        <w:spacing w:line="260" w:lineRule="auto"/>
         <w:ind w:left="105" w:leftChars="50" w:firstLine="480" w:firstLineChars="200"/>
         <w:textAlignment w:val="auto"/>
         <w:rPr>
@@ -7993,7 +7572,7 @@
         <w:bidi w:val="0"/>
         <w:adjustRightInd/>
         <w:snapToGrid/>
-        <w:spacing w:line="360" w:lineRule="exact"/>
+        <w:spacing w:line="260" w:lineRule="auto"/>
         <w:ind w:left="105" w:leftChars="50" w:firstLine="480" w:firstLineChars="200"/>
         <w:textAlignment w:val="auto"/>
         <w:rPr>
@@ -8172,7 +7751,7 @@
         <w:bidi w:val="0"/>
         <w:adjustRightInd/>
         <w:snapToGrid/>
-        <w:spacing w:line="360" w:lineRule="exact"/>
+        <w:spacing w:line="260" w:lineRule="auto"/>
         <w:ind w:left="105" w:leftChars="50" w:firstLine="480" w:firstLineChars="200"/>
         <w:textAlignment w:val="auto"/>
         <w:rPr>
@@ -8206,7 +7785,7 @@
         <w:bidi w:val="0"/>
         <w:adjustRightInd/>
         <w:snapToGrid/>
-        <w:spacing w:line="360" w:lineRule="exact"/>
+        <w:spacing w:line="260" w:lineRule="auto"/>
         <w:ind w:left="105" w:leftChars="50" w:firstLine="480" w:firstLineChars="200"/>
         <w:textAlignment w:val="auto"/>
         <w:rPr>
@@ -8258,7 +7837,7 @@
         <w:bidi w:val="0"/>
         <w:adjustRightInd/>
         <w:snapToGrid/>
-        <w:spacing w:line="360" w:lineRule="exact"/>
+        <w:spacing w:line="260" w:lineRule="auto"/>
         <w:ind w:firstLine="480" w:firstLineChars="200"/>
         <w:textAlignment w:val="auto"/>
         <w:rPr>
@@ -8311,7 +7890,7 @@
         <w:bidi w:val="0"/>
         <w:adjustRightInd/>
         <w:snapToGrid/>
-        <w:spacing w:line="360" w:lineRule="exact"/>
+        <w:spacing w:line="260" w:lineRule="auto"/>
         <w:ind w:firstLine="480" w:firstLineChars="200"/>
         <w:textAlignment w:val="auto"/>
         <w:rPr>
@@ -8345,7 +7924,7 @@
         <w:bidi w:val="0"/>
         <w:adjustRightInd/>
         <w:snapToGrid/>
-        <w:spacing w:line="360" w:lineRule="exact"/>
+        <w:spacing w:line="260" w:lineRule="auto"/>
         <w:ind w:left="105" w:leftChars="50" w:firstLine="480" w:firstLineChars="200"/>
         <w:textAlignment w:val="auto"/>
         <w:rPr>
@@ -8379,7 +7958,7 @@
         <w:bidi w:val="0"/>
         <w:adjustRightInd/>
         <w:snapToGrid/>
-        <w:spacing w:line="360" w:lineRule="exact"/>
+        <w:spacing w:line="260" w:lineRule="auto"/>
         <w:ind w:left="105" w:leftChars="50" w:firstLine="480" w:firstLineChars="200"/>
         <w:textAlignment w:val="auto"/>
         <w:rPr>
@@ -8413,7 +7992,7 @@
         <w:bidi w:val="0"/>
         <w:adjustRightInd/>
         <w:snapToGrid/>
-        <w:spacing w:line="360" w:lineRule="exact"/>
+        <w:spacing w:line="260" w:lineRule="auto"/>
         <w:ind w:left="105" w:leftChars="50" w:firstLine="480" w:firstLineChars="200"/>
         <w:textAlignment w:val="auto"/>
         <w:rPr>
@@ -8453,8 +8032,21 @@
     </w:p>
     <w:p>
       <w:pPr>
-        <w:spacing w:line="360" w:lineRule="exact"/>
+        <w:keepNext w:val="0"/>
+        <w:keepLines w:val="0"/>
+        <w:pageBreakBefore w:val="0"/>
+        <w:widowControl w:val="0"/>
+        <w:kinsoku/>
+        <w:wordWrap/>
+        <w:overflowPunct/>
+        <w:autoSpaceDE/>
+        <w:autoSpaceDN/>
+        <w:bidi w:val="0"/>
+        <w:adjustRightInd/>
+        <w:snapToGrid/>
+        <w:spacing w:line="260" w:lineRule="auto"/>
         <w:ind w:firstLine="480" w:firstLineChars="200"/>
+        <w:textAlignment w:val="auto"/>
         <w:rPr>
           <w:rFonts w:hint="eastAsia" w:ascii="宋体" w:hAnsi="宋体"/>
           <w:sz w:val="24"/>
@@ -8515,7 +8107,7 @@
           </w:tblCellMar>
         </w:tblPrEx>
         <w:trPr>
-          <w:trHeight w:val="725" w:hRule="atLeast"/>
+          <w:trHeight w:val="560" w:hRule="atLeast"/>
           <w:jc w:val="center"/>
         </w:trPr>
         <w:tc>
@@ -8575,24 +8167,8 @@
               </w:rPr>
               <w:t>：</w:t>
             </w:r>
-            <w:permStart w:id="29" w:edGrp="everyone"/>
-            <w:permEnd w:id="29"/>
-            <w:r>
-              <w:rPr>
-                <w:rFonts w:hint="eastAsia" w:ascii="Times New Roman" w:hAnsi="Times New Roman" w:eastAsia="宋体" w:cs="Times New Roman"/>
-                <w:b/>
-                <w:bCs w:val="0"/>
-                <w:color w:val="000000"/>
-                <w:kern w:val="2"/>
-                <w:sz w:val="24"/>
-                <w:szCs w:val="24"/>
-                <w:highlight w:val="none"/>
-                <w:lang w:val="en-US" w:eastAsia="zh-CN" w:bidi="ar-SA"/>
-              </w:rPr>
-              <w:t xml:space="preserve"> </w:t>
-            </w:r>
-            <w:bookmarkStart w:id="0" w:name="_GoBack"/>
-            <w:bookmarkEnd w:id="0"/>
+            <w:permStart w:id="30" w:edGrp="everyone"/>
+            <w:permEnd w:id="30"/>
           </w:p>
         </w:tc>
       </w:tr>
@@ -8614,7 +8190,7 @@
           </w:tblCellMar>
         </w:tblPrEx>
         <w:trPr>
-          <w:trHeight w:val="661" w:hRule="atLeast"/>
+          <w:trHeight w:val="511" w:hRule="atLeast"/>
           <w:jc w:val="center"/>
         </w:trPr>
         <w:tc>
@@ -8778,7 +8354,7 @@
           </w:tblCellMar>
         </w:tblPrEx>
         <w:trPr>
-          <w:trHeight w:val="661" w:hRule="atLeast"/>
+          <w:trHeight w:val="801" w:hRule="atLeast"/>
           <w:jc w:val="center"/>
         </w:trPr>
         <w:tc>
@@ -8795,7 +8371,7 @@
           </w:tcPr>
           <w:p>
             <w:pPr>
-              <w:spacing w:line="360" w:lineRule="auto"/>
+              <w:spacing w:line="240" w:lineRule="auto"/>
               <w:jc w:val="both"/>
               <w:rPr>
                 <w:rFonts w:hint="eastAsia" w:ascii="宋体" w:hAnsi="宋体" w:eastAsia="宋体" w:cs="Times New Roman"/>
@@ -8851,7 +8427,7 @@
           </w:tcPr>
           <w:p>
             <w:pPr>
-              <w:spacing w:line="360" w:lineRule="exact"/>
+              <w:spacing w:line="240" w:lineRule="auto"/>
               <w:jc w:val="both"/>
               <w:rPr>
                 <w:rFonts w:hint="eastAsia" w:ascii="宋体" w:hAnsi="宋体" w:eastAsia="宋体" w:cs="Times New Roman"/>
@@ -8861,8 +8437,8 @@
                 <w:lang w:val="en-US" w:eastAsia="zh-CN"/>
               </w:rPr>
             </w:pPr>
-            <w:permStart w:id="30" w:edGrp="everyone"/>
-            <w:permEnd w:id="30"/>
+            <w:permStart w:id="31" w:edGrp="everyone"/>
+            <w:permEnd w:id="31"/>
           </w:p>
         </w:tc>
       </w:tr>
@@ -8884,7 +8460,7 @@
           </w:tblCellMar>
         </w:tblPrEx>
         <w:trPr>
-          <w:trHeight w:val="596" w:hRule="atLeast"/>
+          <w:trHeight w:val="536" w:hRule="atLeast"/>
           <w:jc w:val="center"/>
         </w:trPr>
         <w:tc>

--- a/Contracts/Templates/采购合同 设备类.docx
+++ b/Contracts/Templates/采购合同 设备类.docx
@@ -430,18 +430,18 @@
       </w:tblPr>
       <w:tblGrid>
         <w:gridCol w:w="1087"/>
-        <w:gridCol w:w="1146"/>
-        <w:gridCol w:w="497"/>
+        <w:gridCol w:w="893"/>
+        <w:gridCol w:w="750"/>
         <w:gridCol w:w="518"/>
         <w:gridCol w:w="464"/>
         <w:gridCol w:w="1480"/>
         <w:gridCol w:w="1465"/>
         <w:gridCol w:w="867"/>
-        <w:gridCol w:w="2563"/>
-        <w:gridCol w:w="1186"/>
-        <w:gridCol w:w="995"/>
-        <w:gridCol w:w="1023"/>
-        <w:gridCol w:w="955"/>
+        <w:gridCol w:w="2747"/>
+        <w:gridCol w:w="1200"/>
+        <w:gridCol w:w="1036"/>
+        <w:gridCol w:w="996"/>
+        <w:gridCol w:w="743"/>
         <w:gridCol w:w="859"/>
       </w:tblGrid>
       <w:tr>
@@ -498,7 +498,7 @@
         </w:tc>
         <w:tc>
           <w:tcPr>
-            <w:tcW w:w="1146" w:type="dxa"/>
+            <w:tcW w:w="893" w:type="dxa"/>
             <w:tcBorders>
               <w:top w:val="single" w:color="auto" w:sz="4" w:space="0"/>
               <w:right w:val="single" w:color="auto" w:sz="4" w:space="0"/>
@@ -531,7 +531,7 @@
         </w:tc>
         <w:tc>
           <w:tcPr>
-            <w:tcW w:w="497" w:type="dxa"/>
+            <w:tcW w:w="750" w:type="dxa"/>
             <w:tcBorders>
               <w:top w:val="single" w:color="auto" w:sz="4" w:space="0"/>
               <w:left w:val="single" w:color="auto" w:sz="4" w:space="0"/>
@@ -726,7 +726,7 @@
         </w:tc>
         <w:tc>
           <w:tcPr>
-            <w:tcW w:w="2563" w:type="dxa"/>
+            <w:tcW w:w="2747" w:type="dxa"/>
             <w:tcBorders>
               <w:top w:val="single" w:color="auto" w:sz="4" w:space="0"/>
             </w:tcBorders>
@@ -758,7 +758,7 @@
         </w:tc>
         <w:tc>
           <w:tcPr>
-            <w:tcW w:w="1186" w:type="dxa"/>
+            <w:tcW w:w="1200" w:type="dxa"/>
             <w:tcBorders>
               <w:top w:val="single" w:color="auto" w:sz="4" w:space="0"/>
             </w:tcBorders>
@@ -792,7 +792,7 @@
         </w:tc>
         <w:tc>
           <w:tcPr>
-            <w:tcW w:w="995" w:type="dxa"/>
+            <w:tcW w:w="1036" w:type="dxa"/>
             <w:tcBorders>
               <w:top w:val="single" w:color="auto" w:sz="4" w:space="0"/>
             </w:tcBorders>
@@ -826,7 +826,7 @@
         </w:tc>
         <w:tc>
           <w:tcPr>
-            <w:tcW w:w="1023" w:type="dxa"/>
+            <w:tcW w:w="996" w:type="dxa"/>
             <w:tcBorders>
               <w:top w:val="single" w:color="auto" w:sz="4" w:space="0"/>
             </w:tcBorders>
@@ -858,7 +858,7 @@
         </w:tc>
         <w:tc>
           <w:tcPr>
-            <w:tcW w:w="955" w:type="dxa"/>
+            <w:tcW w:w="743" w:type="dxa"/>
             <w:tcBorders>
               <w:top w:val="single" w:color="auto" w:sz="4" w:space="0"/>
             </w:tcBorders>
@@ -977,7 +977,7 @@
         </w:tc>
         <w:tc>
           <w:tcPr>
-            <w:tcW w:w="1146" w:type="dxa"/>
+            <w:tcW w:w="893" w:type="dxa"/>
             <w:tcBorders>
               <w:right w:val="single" w:color="auto" w:sz="4" w:space="0"/>
             </w:tcBorders>
@@ -1002,7 +1002,7 @@
         </w:tc>
         <w:tc>
           <w:tcPr>
-            <w:tcW w:w="497" w:type="dxa"/>
+            <w:tcW w:w="750" w:type="dxa"/>
             <w:tcBorders>
               <w:left w:val="single" w:color="auto" w:sz="4" w:space="0"/>
             </w:tcBorders>
@@ -1137,7 +1137,7 @@
         </w:tc>
         <w:tc>
           <w:tcPr>
-            <w:tcW w:w="2563" w:type="dxa"/>
+            <w:tcW w:w="2747" w:type="dxa"/>
             <w:vAlign w:val="center"/>
           </w:tcPr>
           <w:p>
@@ -1155,11 +1155,13 @@
                 <w:lang w:val="en-US" w:eastAsia="zh-CN"/>
               </w:rPr>
             </w:pPr>
+            <w:bookmarkStart w:id="0" w:name="_GoBack"/>
+            <w:bookmarkEnd w:id="0"/>
           </w:p>
         </w:tc>
         <w:tc>
           <w:tcPr>
-            <w:tcW w:w="1186" w:type="dxa"/>
+            <w:tcW w:w="1200" w:type="dxa"/>
             <w:vAlign w:val="center"/>
           </w:tcPr>
           <w:p>
@@ -1181,7 +1183,7 @@
         </w:tc>
         <w:tc>
           <w:tcPr>
-            <w:tcW w:w="995" w:type="dxa"/>
+            <w:tcW w:w="1036" w:type="dxa"/>
             <w:vAlign w:val="center"/>
           </w:tcPr>
           <w:p>
@@ -1203,7 +1205,7 @@
         </w:tc>
         <w:tc>
           <w:tcPr>
-            <w:tcW w:w="1023" w:type="dxa"/>
+            <w:tcW w:w="996" w:type="dxa"/>
             <w:vAlign w:val="center"/>
           </w:tcPr>
           <w:p>
@@ -1225,7 +1227,7 @@
         </w:tc>
         <w:tc>
           <w:tcPr>
-            <w:tcW w:w="955" w:type="dxa"/>
+            <w:tcW w:w="743" w:type="dxa"/>
             <w:vAlign w:val="center"/>
           </w:tcPr>
           <w:p>
@@ -4059,8 +4061,6 @@
       </w:r>
       <w:permStart w:id="12" w:edGrp="everyone"/>
       <w:permEnd w:id="12"/>
-      <w:bookmarkStart w:id="0" w:name="_GoBack"/>
-      <w:bookmarkEnd w:id="0"/>
     </w:p>
     <w:p>
       <w:pPr>

--- a/Contracts/Templates/采购合同 设备类.docx
+++ b/Contracts/Templates/采购合同 设备类.docx
@@ -1155,8 +1155,6 @@
                 <w:lang w:val="en-US" w:eastAsia="zh-CN"/>
               </w:rPr>
             </w:pPr>
-            <w:bookmarkStart w:id="0" w:name="_GoBack"/>
-            <w:bookmarkEnd w:id="0"/>
           </w:p>
         </w:tc>
         <w:tc>
@@ -8064,6 +8062,31 @@
         <w:t>第七条  本合同自双方签字后即生效，并由本单位纪检监察部门和上级纪检监察机关、部门监督执行。</w:t>
       </w:r>
     </w:p>
+    <w:p>
+      <w:pPr>
+        <w:keepNext w:val="0"/>
+        <w:keepLines w:val="0"/>
+        <w:pageBreakBefore w:val="0"/>
+        <w:widowControl w:val="0"/>
+        <w:kinsoku/>
+        <w:wordWrap/>
+        <w:overflowPunct/>
+        <w:autoSpaceDE/>
+        <w:autoSpaceDN/>
+        <w:bidi w:val="0"/>
+        <w:adjustRightInd/>
+        <w:snapToGrid/>
+        <w:spacing w:line="260" w:lineRule="auto"/>
+        <w:ind w:firstLine="480" w:firstLineChars="200"/>
+        <w:textAlignment w:val="auto"/>
+        <w:rPr>
+          <w:rFonts w:hint="eastAsia" w:ascii="宋体" w:hAnsi="宋体"/>
+          <w:sz w:val="24"/>
+          <w:szCs w:val="24"/>
+          <w:highlight w:val="none"/>
+        </w:rPr>
+      </w:pPr>
+    </w:p>
     <w:tbl>
       <w:tblPr>
         <w:tblStyle w:val="9"/>
@@ -8107,89 +8130,6 @@
           </w:tblCellMar>
         </w:tblPrEx>
         <w:trPr>
-          <w:trHeight w:val="560" w:hRule="atLeast"/>
-          <w:jc w:val="center"/>
-        </w:trPr>
-        <w:tc>
-          <w:tcPr>
-            <w:tcW w:w="8863" w:type="dxa"/>
-            <w:gridSpan w:val="2"/>
-            <w:tcBorders>
-              <w:top w:val="nil"/>
-              <w:left w:val="nil"/>
-              <w:bottom w:val="nil"/>
-              <w:right w:val="nil"/>
-            </w:tcBorders>
-            <w:noWrap w:val="0"/>
-            <w:vAlign w:val="center"/>
-          </w:tcPr>
-          <w:p>
-            <w:pPr>
-              <w:spacing w:line="360" w:lineRule="auto"/>
-              <w:jc w:val="both"/>
-              <w:rPr>
-                <w:rFonts w:hint="eastAsia" w:ascii="宋体" w:hAnsi="宋体"/>
-                <w:b/>
-                <w:sz w:val="24"/>
-                <w:szCs w:val="24"/>
-              </w:rPr>
-            </w:pPr>
-            <w:r>
-              <w:rPr>
-                <w:rFonts w:hint="eastAsia" w:ascii="宋体" w:hAnsi="宋体" w:eastAsia="宋体" w:cs="宋体"/>
-                <w:b/>
-                <w:sz w:val="24"/>
-                <w:szCs w:val="24"/>
-                <w:highlight w:val="none"/>
-              </w:rPr>
-              <w:t>招</w:t>
-            </w:r>
-            <w:r>
-              <w:rPr>
-                <w:rFonts w:hint="eastAsia" w:ascii="宋体" w:hAnsi="宋体" w:eastAsia="宋体" w:cs="宋体"/>
-                <w:b/>
-                <w:bCs w:val="0"/>
-                <w:sz w:val="24"/>
-                <w:szCs w:val="24"/>
-                <w:highlight w:val="none"/>
-              </w:rPr>
-              <w:t>标项目</w:t>
-            </w:r>
-            <w:r>
-              <w:rPr>
-                <w:rFonts w:hint="eastAsia" w:ascii="宋体" w:hAnsi="宋体" w:eastAsia="宋体" w:cs="宋体"/>
-                <w:b/>
-                <w:bCs w:val="0"/>
-                <w:sz w:val="24"/>
-                <w:szCs w:val="24"/>
-                <w:highlight w:val="none"/>
-                <w:lang w:eastAsia="zh-CN"/>
-              </w:rPr>
-              <w:t>：</w:t>
-            </w:r>
-            <w:permStart w:id="30" w:edGrp="everyone"/>
-            <w:permEnd w:id="30"/>
-          </w:p>
-        </w:tc>
-      </w:tr>
-      <w:tr>
-        <w:tblPrEx>
-          <w:tblBorders>
-            <w:top w:val="single" w:color="auto" w:sz="4" w:space="0"/>
-            <w:left w:val="single" w:color="auto" w:sz="4" w:space="0"/>
-            <w:bottom w:val="single" w:color="auto" w:sz="4" w:space="0"/>
-            <w:right w:val="single" w:color="auto" w:sz="4" w:space="0"/>
-            <w:insideH w:val="single" w:color="auto" w:sz="4" w:space="0"/>
-            <w:insideV w:val="single" w:color="auto" w:sz="4" w:space="0"/>
-          </w:tblBorders>
-          <w:tblCellMar>
-            <w:top w:w="0" w:type="dxa"/>
-            <w:left w:w="108" w:type="dxa"/>
-            <w:bottom w:w="0" w:type="dxa"/>
-            <w:right w:w="108" w:type="dxa"/>
-          </w:tblCellMar>
-        </w:tblPrEx>
-        <w:trPr>
           <w:trHeight w:val="511" w:hRule="atLeast"/>
           <w:jc w:val="center"/>
         </w:trPr>
@@ -8354,7 +8294,7 @@
           </w:tblCellMar>
         </w:tblPrEx>
         <w:trPr>
-          <w:trHeight w:val="801" w:hRule="atLeast"/>
+          <w:trHeight w:val="786" w:hRule="atLeast"/>
           <w:jc w:val="center"/>
         </w:trPr>
         <w:tc>
@@ -8437,8 +8377,10 @@
                 <w:lang w:val="en-US" w:eastAsia="zh-CN"/>
               </w:rPr>
             </w:pPr>
-            <w:permStart w:id="31" w:edGrp="everyone"/>
-            <w:permEnd w:id="31"/>
+            <w:bookmarkStart w:id="0" w:name="_GoBack"/>
+            <w:bookmarkEnd w:id="0"/>
+            <w:permStart w:id="30" w:edGrp="everyone"/>
+            <w:permEnd w:id="30"/>
           </w:p>
         </w:tc>
       </w:tr>
@@ -8546,7 +8488,7 @@
     </w:p>
     <w:sectPr>
       <w:pgSz w:w="11906" w:h="16838"/>
-      <w:pgMar w:top="1440" w:right="1800" w:bottom="1440" w:left="1800" w:header="851" w:footer="992" w:gutter="0"/>
+      <w:pgMar w:top="1440" w:right="1746" w:bottom="1440" w:left="1746" w:header="851" w:footer="992" w:gutter="0"/>
       <w:cols w:space="425" w:num="1"/>
       <w:docGrid w:type="lines" w:linePitch="312" w:charSpace="0"/>
     </w:sectPr>

--- a/Contracts/Templates/采购合同 设备类.docx
+++ b/Contracts/Templates/采购合同 设备类.docx
@@ -2878,18 +2878,28 @@
         <w:ind w:firstLine="480" w:firstLineChars="200"/>
         <w:textAlignment w:val="auto"/>
         <w:rPr>
+          <w:rFonts w:hint="eastAsia" w:asciiTheme="minorEastAsia" w:hAnsiTheme="minorEastAsia" w:eastAsiaTheme="minorEastAsia"/>
+          <w:sz w:val="24"/>
+          <w:szCs w:val="24"/>
+          <w:lang w:eastAsia="zh-CN"/>
+        </w:rPr>
+      </w:pPr>
+      <w:r>
+        <w:rPr>
           <w:rFonts w:hint="eastAsia" w:asciiTheme="minorEastAsia" w:hAnsiTheme="minorEastAsia"/>
           <w:sz w:val="24"/>
           <w:szCs w:val="24"/>
         </w:rPr>
-      </w:pPr>
+        <w:t>乙方应在合同约定的时间内，将货物运输至甲方指定地点，完成安装，对甲方设备使用人员进行专业培训，并通过甲方的验收。验收合格后，乙方需要提供真实、有效的全额增值税普通发票、仪器操作规程，若为强检的进口产品，乙方须按照国家相关规定提供《入境货物检验检疫证明》等甲方要求的相关材料。甲方在收到合格发票及相关材料后，应在资料交付之日起30～60天内，按照合同约定向乙方支付合同全部款项。本合同价款为含税价</w:t>
+      </w:r>
       <w:r>
         <w:rPr>
           <w:rFonts w:hint="eastAsia" w:asciiTheme="minorEastAsia" w:hAnsiTheme="minorEastAsia"/>
           <w:sz w:val="24"/>
           <w:szCs w:val="24"/>
-        </w:rPr>
-        <w:t>乙方应在合同约定的时间内，将货物运输至甲方指定地点，完成安装，对甲方设备使用人员进行专业培训，并通过甲方的验收。验收合格后，乙方需要提供真实、有效的全额增值税普通发票、仪器操作规程，若为强检的进口产品，乙方须按照国家相关规定提供《入境货物检验检疫证明》等甲方要求的相关材料。甲方在收到合格发票及相关材料后，应在资料交付之日起30～60天内，按照合同约定向乙方支付合同全部款项。</w:t>
+          <w:lang w:eastAsia="zh-CN"/>
+        </w:rPr>
+        <w:t>。</w:t>
       </w:r>
     </w:p>
     <w:p>
@@ -3204,6 +3214,8 @@
         </w:rPr>
         <w:t>五、选配配置要求及供应优惠条件：成本价供应。</w:t>
       </w:r>
+      <w:bookmarkStart w:id="0" w:name="_GoBack"/>
+      <w:bookmarkEnd w:id="0"/>
     </w:p>
     <w:p>
       <w:pPr>
@@ -6226,12 +6238,6 @@
             <w:insideH w:val="single" w:color="auto" w:sz="4" w:space="0"/>
             <w:insideV w:val="single" w:color="auto" w:sz="4" w:space="0"/>
           </w:tblBorders>
-          <w:tblCellMar>
-            <w:top w:w="0" w:type="dxa"/>
-            <w:left w:w="108" w:type="dxa"/>
-            <w:bottom w:w="0" w:type="dxa"/>
-            <w:right w:w="108" w:type="dxa"/>
-          </w:tblCellMar>
         </w:tblPrEx>
         <w:trPr>
           <w:jc w:val="center"/>
@@ -8377,8 +8383,6 @@
                 <w:lang w:val="en-US" w:eastAsia="zh-CN"/>
               </w:rPr>
             </w:pPr>
-            <w:bookmarkStart w:id="0" w:name="_GoBack"/>
-            <w:bookmarkEnd w:id="0"/>
             <w:permStart w:id="30" w:edGrp="everyone"/>
             <w:permEnd w:id="30"/>
           </w:p>

--- a/Contracts/Templates/采购合同 设备类.docx
+++ b/Contracts/Templates/采购合同 设备类.docx
@@ -180,7 +180,21 @@
           <w:u w:val="thick"/>
           <w:lang w:val="en-US" w:eastAsia="zh-CN"/>
         </w:rPr>
-        <w:t xml:space="preserve">                     </w:t>
+        <w:t xml:space="preserve">       </w:t>
+      </w:r>
+      <w:bookmarkStart w:id="0" w:name="_GoBack"/>
+      <w:bookmarkEnd w:id="0"/>
+      <w:r>
+        <w:rPr>
+          <w:rFonts w:hint="eastAsia"/>
+          <w:b/>
+          <w:bCs/>
+          <w:sz w:val="40"/>
+          <w:szCs w:val="40"/>
+          <w:u w:val="thick"/>
+          <w:lang w:val="en-US" w:eastAsia="zh-CN"/>
+        </w:rPr>
+        <w:t xml:space="preserve">              </w:t>
       </w:r>
       <w:r>
         <w:rPr>
@@ -434,9 +448,9 @@
         <w:gridCol w:w="750"/>
         <w:gridCol w:w="518"/>
         <w:gridCol w:w="464"/>
-        <w:gridCol w:w="1480"/>
-        <w:gridCol w:w="1465"/>
-        <w:gridCol w:w="867"/>
+        <w:gridCol w:w="1403"/>
+        <w:gridCol w:w="1515"/>
+        <w:gridCol w:w="894"/>
         <w:gridCol w:w="2747"/>
         <w:gridCol w:w="1200"/>
         <w:gridCol w:w="1036"/>
@@ -630,7 +644,7 @@
         </w:tc>
         <w:tc>
           <w:tcPr>
-            <w:tcW w:w="1480" w:type="dxa"/>
+            <w:tcW w:w="1403" w:type="dxa"/>
             <w:tcBorders>
               <w:top w:val="single" w:color="auto" w:sz="4" w:space="0"/>
             </w:tcBorders>
@@ -656,13 +670,34 @@
                 <w:sz w:val="24"/>
                 <w:szCs w:val="24"/>
               </w:rPr>
-              <w:t>单价 (元)</w:t>
+              <w:t>单价（含税）</w:t>
+            </w:r>
+            <w:r>
+              <w:rPr>
+                <w:rFonts w:hint="eastAsia" w:ascii="宋体" w:hAnsi="宋体" w:eastAsia="宋体" w:cs="宋体"/>
+                <w:color w:val="000000"/>
+                <w:kern w:val="0"/>
+                <w:sz w:val="24"/>
+                <w:szCs w:val="24"/>
+                <w:lang w:val="en-US" w:eastAsia="zh-CN"/>
+              </w:rPr>
+              <w:t>/</w:t>
+            </w:r>
+            <w:r>
+              <w:rPr>
+                <w:rFonts w:hint="eastAsia" w:ascii="宋体" w:hAnsi="宋体" w:eastAsia="宋体" w:cs="宋体"/>
+                <w:color w:val="000000"/>
+                <w:kern w:val="0"/>
+                <w:sz w:val="24"/>
+                <w:szCs w:val="24"/>
+              </w:rPr>
+              <w:t>元</w:t>
             </w:r>
           </w:p>
         </w:tc>
         <w:tc>
           <w:tcPr>
-            <w:tcW w:w="1465" w:type="dxa"/>
+            <w:tcW w:w="1515" w:type="dxa"/>
             <w:tcBorders>
               <w:top w:val="single" w:color="auto" w:sz="4" w:space="0"/>
             </w:tcBorders>
@@ -688,13 +723,45 @@
                 <w:sz w:val="24"/>
                 <w:szCs w:val="24"/>
               </w:rPr>
-              <w:t>总金额(元)</w:t>
+              <w:t>总金额</w:t>
+            </w:r>
+            <w:r>
+              <w:rPr>
+                <w:rFonts w:hint="eastAsia" w:ascii="宋体" w:hAnsi="宋体" w:eastAsia="宋体" w:cs="宋体"/>
+                <w:color w:val="000000"/>
+                <w:kern w:val="0"/>
+                <w:sz w:val="24"/>
+                <w:szCs w:val="24"/>
+                <w:lang w:eastAsia="zh-CN"/>
+              </w:rPr>
+              <w:t>（</w:t>
+            </w:r>
+            <w:r>
+              <w:rPr>
+                <w:rFonts w:hint="eastAsia" w:ascii="宋体" w:hAnsi="宋体" w:eastAsia="宋体" w:cs="宋体"/>
+                <w:color w:val="000000"/>
+                <w:kern w:val="0"/>
+                <w:sz w:val="24"/>
+                <w:szCs w:val="24"/>
+                <w:lang w:val="en-US" w:eastAsia="zh-CN"/>
+              </w:rPr>
+              <w:t>含税）/</w:t>
+            </w:r>
+            <w:r>
+              <w:rPr>
+                <w:rFonts w:hint="eastAsia" w:ascii="宋体" w:hAnsi="宋体" w:eastAsia="宋体" w:cs="宋体"/>
+                <w:color w:val="000000"/>
+                <w:kern w:val="0"/>
+                <w:sz w:val="24"/>
+                <w:szCs w:val="24"/>
+              </w:rPr>
+              <w:t>元</w:t>
             </w:r>
           </w:p>
         </w:tc>
         <w:tc>
           <w:tcPr>
-            <w:tcW w:w="867" w:type="dxa"/>
+            <w:tcW w:w="894" w:type="dxa"/>
             <w:tcBorders>
               <w:top w:val="single" w:color="auto" w:sz="4" w:space="0"/>
             </w:tcBorders>
@@ -1071,7 +1138,7 @@
         </w:tc>
         <w:tc>
           <w:tcPr>
-            <w:tcW w:w="1480" w:type="dxa"/>
+            <w:tcW w:w="1403" w:type="dxa"/>
             <w:vAlign w:val="center"/>
           </w:tcPr>
           <w:p>
@@ -1093,7 +1160,7 @@
         </w:tc>
         <w:tc>
           <w:tcPr>
-            <w:tcW w:w="1465" w:type="dxa"/>
+            <w:tcW w:w="1515" w:type="dxa"/>
             <w:vAlign w:val="center"/>
           </w:tcPr>
           <w:p>
@@ -1115,7 +1182,7 @@
         </w:tc>
         <w:tc>
           <w:tcPr>
-            <w:tcW w:w="867" w:type="dxa"/>
+            <w:tcW w:w="894" w:type="dxa"/>
             <w:vAlign w:val="center"/>
           </w:tcPr>
           <w:p>
@@ -3214,8 +3281,6 @@
         </w:rPr>
         <w:t>五、选配配置要求及供应优惠条件：成本价供应。</w:t>
       </w:r>
-      <w:bookmarkStart w:id="0" w:name="_GoBack"/>
-      <w:bookmarkEnd w:id="0"/>
     </w:p>
     <w:p>
       <w:pPr>
@@ -5116,18 +5181,17 @@
               </w:rPr>
               <w:t>单价</w:t>
             </w:r>
-          </w:p>
-          <w:p>
-            <w:pPr>
-              <w:jc w:val="center"/>
+            <w:r>
               <w:rPr>
                 <w:rFonts w:hint="eastAsia" w:ascii="宋体" w:hAnsi="宋体"/>
                 <w:b/>
                 <w:sz w:val="24"/>
                 <w:szCs w:val="24"/>
                 <w:highlight w:val="none"/>
-              </w:rPr>
-            </w:pPr>
+                <w:lang w:eastAsia="zh-CN"/>
+              </w:rPr>
+              <w:t>（</w:t>
+            </w:r>
             <w:r>
               <w:rPr>
                 <w:rFonts w:hint="eastAsia" w:ascii="宋体" w:hAnsi="宋体"/>
@@ -5135,8 +5199,19 @@
                 <w:sz w:val="24"/>
                 <w:szCs w:val="24"/>
                 <w:highlight w:val="none"/>
-              </w:rPr>
-              <w:t>（元）</w:t>
+                <w:lang w:val="en-US" w:eastAsia="zh-CN"/>
+              </w:rPr>
+              <w:t>含税）/</w:t>
+            </w:r>
+            <w:r>
+              <w:rPr>
+                <w:rFonts w:hint="eastAsia" w:ascii="宋体" w:hAnsi="宋体"/>
+                <w:b/>
+                <w:sz w:val="24"/>
+                <w:szCs w:val="24"/>
+                <w:highlight w:val="none"/>
+              </w:rPr>
+              <w:t>元</w:t>
             </w:r>
           </w:p>
         </w:tc>
@@ -5167,18 +5242,17 @@
               </w:rPr>
               <w:t>总价</w:t>
             </w:r>
-          </w:p>
-          <w:p>
-            <w:pPr>
-              <w:jc w:val="center"/>
+            <w:r>
               <w:rPr>
                 <w:rFonts w:hint="eastAsia" w:ascii="宋体" w:hAnsi="宋体"/>
                 <w:b/>
                 <w:sz w:val="24"/>
                 <w:szCs w:val="24"/>
                 <w:highlight w:val="none"/>
-              </w:rPr>
-            </w:pPr>
+                <w:lang w:eastAsia="zh-CN"/>
+              </w:rPr>
+              <w:t>（</w:t>
+            </w:r>
             <w:r>
               <w:rPr>
                 <w:rFonts w:hint="eastAsia" w:ascii="宋体" w:hAnsi="宋体"/>
@@ -5186,8 +5260,19 @@
                 <w:sz w:val="24"/>
                 <w:szCs w:val="24"/>
                 <w:highlight w:val="none"/>
-              </w:rPr>
-              <w:t>（元）</w:t>
+                <w:lang w:val="en-US" w:eastAsia="zh-CN"/>
+              </w:rPr>
+              <w:t>含税）/</w:t>
+            </w:r>
+            <w:r>
+              <w:rPr>
+                <w:rFonts w:hint="eastAsia" w:ascii="宋体" w:hAnsi="宋体"/>
+                <w:b/>
+                <w:sz w:val="24"/>
+                <w:szCs w:val="24"/>
+                <w:highlight w:val="none"/>
+              </w:rPr>
+              <w:t>元</w:t>
             </w:r>
           </w:p>
         </w:tc>
@@ -6238,6 +6323,12 @@
             <w:insideH w:val="single" w:color="auto" w:sz="4" w:space="0"/>
             <w:insideV w:val="single" w:color="auto" w:sz="4" w:space="0"/>
           </w:tblBorders>
+          <w:tblCellMar>
+            <w:top w:w="0" w:type="dxa"/>
+            <w:left w:w="108" w:type="dxa"/>
+            <w:bottom w:w="0" w:type="dxa"/>
+            <w:right w:w="108" w:type="dxa"/>
+          </w:tblCellMar>
         </w:tblPrEx>
         <w:trPr>
           <w:jc w:val="center"/>

--- a/Contracts/Templates/采购合同 设备类.docx
+++ b/Contracts/Templates/采购合同 设备类.docx
@@ -180,21 +180,7 @@
           <w:u w:val="thick"/>
           <w:lang w:val="en-US" w:eastAsia="zh-CN"/>
         </w:rPr>
-        <w:t xml:space="preserve">       </w:t>
-      </w:r>
-      <w:bookmarkStart w:id="0" w:name="_GoBack"/>
-      <w:bookmarkEnd w:id="0"/>
-      <w:r>
-        <w:rPr>
-          <w:rFonts w:hint="eastAsia"/>
-          <w:b/>
-          <w:bCs/>
-          <w:sz w:val="40"/>
-          <w:szCs w:val="40"/>
-          <w:u w:val="thick"/>
-          <w:lang w:val="en-US" w:eastAsia="zh-CN"/>
-        </w:rPr>
-        <w:t xml:space="preserve">              </w:t>
+        <w:t xml:space="preserve">                     </w:t>
       </w:r>
       <w:r>
         <w:rPr>
@@ -2957,16 +2943,53 @@
           <w:sz w:val="24"/>
           <w:szCs w:val="24"/>
         </w:rPr>
-        <w:t>乙方应在合同约定的时间内，将货物运输至甲方指定地点，完成安装，对甲方设备使用人员进行专业培训，并通过甲方的验收。验收合格后，乙方需要提供真实、有效的全额增值税普通发票、仪器操作规程，若为强检的进口产品，乙方须按照国家相关规定提供《入境货物检验检疫证明》等甲方要求的相关材料。甲方在收到合格发票及相关材料后，应在资料交付之日起30～60天内，按照合同约定向乙方支付合同全部款项。本合同价款为含税价</w:t>
-      </w:r>
+        <w:t>乙方应在合同约定的时间内，将货物运输至甲方指定地点，完成安装，对甲方设备使用人员进行专业培训，并通过甲方</w:t>
+      </w:r>
+      <w:bookmarkStart w:id="0" w:name="_GoBack"/>
+      <w:bookmarkEnd w:id="0"/>
       <w:r>
         <w:rPr>
           <w:rFonts w:hint="eastAsia" w:asciiTheme="minorEastAsia" w:hAnsiTheme="minorEastAsia"/>
           <w:sz w:val="24"/>
           <w:szCs w:val="24"/>
+        </w:rPr>
+        <w:t>的验收。验收合格后，乙方需要提供真实、有效的全额增值税普通发票、仪器操作规程，若为强检的进口产品，乙方须按照国家相关规定提供《入境货物检验检疫证明》等甲方要求的相关材料。甲方在收到合格发票及相关材料后，应在资料交付之日起30～60天内，按照合同约定向乙方支付合同全部款项。本合同价款为含税价</w:t>
+      </w:r>
+      <w:r>
+        <w:rPr>
+          <w:rFonts w:hint="eastAsia" w:asciiTheme="minorEastAsia" w:hAnsiTheme="minorEastAsia"/>
+          <w:sz w:val="24"/>
+          <w:szCs w:val="24"/>
+          <w:lang w:val="en-US" w:eastAsia="zh-CN"/>
+        </w:rPr>
+        <w:t>,</w:t>
+      </w:r>
+      <w:r>
+        <w:rPr>
+          <w:rFonts w:hint="eastAsia" w:asciiTheme="minorEastAsia" w:hAnsiTheme="minorEastAsia"/>
+          <w:sz w:val="24"/>
+          <w:szCs w:val="24"/>
           <w:lang w:eastAsia="zh-CN"/>
         </w:rPr>
-        <w:t>。</w:t>
+        <w:t>单价</w:t>
+      </w:r>
+      <w:r>
+        <w:rPr>
+          <w:rFonts w:hint="eastAsia" w:asciiTheme="minorEastAsia" w:hAnsiTheme="minorEastAsia"/>
+          <w:sz w:val="24"/>
+          <w:szCs w:val="24"/>
+          <w:lang w:val="en-US" w:eastAsia="zh-CN"/>
+        </w:rPr>
+        <w:t>与</w:t>
+      </w:r>
+      <w:r>
+        <w:rPr>
+          <w:rFonts w:hint="eastAsia" w:asciiTheme="minorEastAsia" w:hAnsiTheme="minorEastAsia"/>
+          <w:sz w:val="24"/>
+          <w:szCs w:val="24"/>
+          <w:lang w:eastAsia="zh-CN"/>
+        </w:rPr>
+        <w:t>总价均为含税价。</w:t>
       </w:r>
     </w:p>
     <w:p>

--- a/Contracts/Templates/采购合同 设备类.docx
+++ b/Contracts/Templates/采购合同 设备类.docx
@@ -2943,17 +2943,7 @@
           <w:sz w:val="24"/>
           <w:szCs w:val="24"/>
         </w:rPr>
-        <w:t>乙方应在合同约定的时间内，将货物运输至甲方指定地点，完成安装，对甲方设备使用人员进行专业培训，并通过甲方</w:t>
-      </w:r>
-      <w:bookmarkStart w:id="0" w:name="_GoBack"/>
-      <w:bookmarkEnd w:id="0"/>
-      <w:r>
-        <w:rPr>
-          <w:rFonts w:hint="eastAsia" w:asciiTheme="minorEastAsia" w:hAnsiTheme="minorEastAsia"/>
-          <w:sz w:val="24"/>
-          <w:szCs w:val="24"/>
-        </w:rPr>
-        <w:t>的验收。验收合格后，乙方需要提供真实、有效的全额增值税普通发票、仪器操作规程，若为强检的进口产品，乙方须按照国家相关规定提供《入境货物检验检疫证明》等甲方要求的相关材料。甲方在收到合格发票及相关材料后，应在资料交付之日起30～60天内，按照合同约定向乙方支付合同全部款项。本合同价款为含税价</w:t>
+        <w:t>乙方应在合同约定的时间内，将货物运输至甲方指定地点，完成安装，对甲方设备使用人员进行专业培训，并通过甲方的验收。验收合格后，乙方需要提供真实、有效的全额增值税普通发票、仪器操作规程，若为强检的进口产品，乙方须按照国家相关规定提供《入境货物检验检疫证明》等甲方要求的相关材料。甲方在收到合格发票及相关材料后，应在资料交付之日起30～60天内，按照合同约定向乙方支付合同全部款项。本合同价款为含税价</w:t>
       </w:r>
       <w:r>
         <w:rPr>
@@ -6220,14 +6210,129 @@
         </w:rPr>
       </w:pPr>
       <w:permStart w:id="27" w:edGrp="everyone"/>
+    </w:p>
+    <w:permEnd w:id="27"/>
+    <w:p>
+      <w:pPr>
+        <w:rPr>
+          <w:rFonts w:hint="eastAsia" w:eastAsia="宋体"/>
+          <w:b/>
+          <w:bCs/>
+          <w:sz w:val="24"/>
+          <w:szCs w:val="24"/>
+          <w:highlight w:val="none"/>
+          <w:lang w:eastAsia="zh-CN"/>
+        </w:rPr>
+      </w:pPr>
       <w:r>
         <w:rPr>
           <w:rFonts w:hint="eastAsia"/>
+          <w:b/>
+          <w:bCs/>
+          <w:sz w:val="24"/>
+          <w:szCs w:val="24"/>
+          <w:highlight w:val="none"/>
+        </w:rPr>
+        <w:t>合同附件</w:t>
+      </w:r>
+      <w:r>
+        <w:rPr>
+          <w:rFonts w:hint="eastAsia"/>
+          <w:b/>
+          <w:bCs/>
+          <w:sz w:val="24"/>
+          <w:szCs w:val="24"/>
+          <w:highlight w:val="none"/>
+          <w:lang w:val="en-US" w:eastAsia="zh-CN"/>
+        </w:rPr>
+        <w:t>4</w:t>
+      </w:r>
+      <w:r>
+        <w:rPr>
+          <w:rFonts w:hint="eastAsia"/>
+          <w:b/>
+          <w:bCs/>
+          <w:sz w:val="24"/>
+          <w:szCs w:val="24"/>
+          <w:highlight w:val="none"/>
+        </w:rPr>
+        <w:t>：</w:t>
+      </w:r>
+      <w:r>
+        <w:rPr>
+          <w:rFonts w:hint="eastAsia"/>
+          <w:b/>
+          <w:bCs/>
+          <w:sz w:val="24"/>
+          <w:szCs w:val="24"/>
+          <w:highlight w:val="none"/>
+          <w:lang w:eastAsia="zh-CN"/>
+        </w:rPr>
+        <w:t>中华人民共和国医疗器械注册证（</w:t>
+      </w:r>
+      <w:r>
+        <w:rPr>
+          <w:rFonts w:hint="eastAsia"/>
+          <w:b/>
+          <w:bCs/>
+          <w:sz w:val="24"/>
+          <w:szCs w:val="24"/>
+          <w:highlight w:val="none"/>
+          <w:lang w:val="en-US" w:eastAsia="zh-CN"/>
+        </w:rPr>
+        <w:t>若有</w:t>
+      </w:r>
+      <w:r>
+        <w:rPr>
+          <w:rFonts w:hint="eastAsia"/>
+          <w:b/>
+          <w:bCs/>
+          <w:sz w:val="24"/>
+          <w:szCs w:val="24"/>
+          <w:highlight w:val="none"/>
+          <w:lang w:eastAsia="zh-CN"/>
+        </w:rPr>
+        <w:t>）</w:t>
+      </w:r>
+    </w:p>
+    <w:p>
+      <w:pPr>
+        <w:rPr>
+          <w:rFonts w:hint="eastAsia"/>
+        </w:rPr>
+      </w:pPr>
+      <w:permStart w:id="28" w:edGrp="everyone"/>
+    </w:p>
+    <w:p>
+      <w:pPr>
+        <w:rPr>
+          <w:rFonts w:hint="eastAsia"/>
+        </w:rPr>
+      </w:pPr>
+      <w:bookmarkStart w:id="0" w:name="_GoBack"/>
+      <w:bookmarkEnd w:id="0"/>
+    </w:p>
+    <w:p>
+      <w:pPr>
+        <w:rPr>
+          <w:rFonts w:hint="eastAsia"/>
+        </w:rPr>
+      </w:pPr>
+    </w:p>
+    <w:p>
+      <w:pPr>
+        <w:rPr>
+          <w:rFonts w:hint="eastAsia"/>
+        </w:rPr>
+      </w:pPr>
+      <w:r>
+        <w:rPr>
+          <w:rFonts w:hint="eastAsia"/>
         </w:rPr>
         <w:br w:type="page"/>
       </w:r>
     </w:p>
-    <w:permEnd w:id="27"/>
+    <w:permEnd w:id="28"/>
     <w:p>
       <w:pPr>
         <w:spacing w:line="240" w:lineRule="auto"/>
@@ -6346,12 +6451,6 @@
             <w:insideH w:val="single" w:color="auto" w:sz="4" w:space="0"/>
             <w:insideV w:val="single" w:color="auto" w:sz="4" w:space="0"/>
           </w:tblBorders>
-          <w:tblCellMar>
-            <w:top w:w="0" w:type="dxa"/>
-            <w:left w:w="108" w:type="dxa"/>
-            <w:bottom w:w="0" w:type="dxa"/>
-            <w:right w:w="108" w:type="dxa"/>
-          </w:tblCellMar>
         </w:tblPrEx>
         <w:trPr>
           <w:jc w:val="center"/>
@@ -6427,8 +6526,8 @@
               </w:rPr>
               <w:t>：</w:t>
             </w:r>
-            <w:permStart w:id="28" w:edGrp="everyone"/>
-            <w:permEnd w:id="28"/>
+            <w:permStart w:id="29" w:edGrp="everyone"/>
+            <w:permEnd w:id="29"/>
           </w:p>
         </w:tc>
       </w:tr>
@@ -6598,8 +6697,8 @@
               </w:rPr>
               <w:t>：</w:t>
             </w:r>
-            <w:permStart w:id="29" w:edGrp="everyone"/>
-            <w:permEnd w:id="29"/>
+            <w:permStart w:id="30" w:edGrp="everyone"/>
+            <w:permEnd w:id="30"/>
           </w:p>
         </w:tc>
       </w:tr>
@@ -8497,8 +8596,8 @@
                 <w:lang w:val="en-US" w:eastAsia="zh-CN"/>
               </w:rPr>
             </w:pPr>
-            <w:permStart w:id="30" w:edGrp="everyone"/>
-            <w:permEnd w:id="30"/>
+            <w:permStart w:id="31" w:edGrp="everyone"/>
+            <w:permEnd w:id="31"/>
           </w:p>
         </w:tc>
       </w:tr>

--- a/Contracts/Templates/采购合同 设备类.docx
+++ b/Contracts/Templates/采购合同 设备类.docx
@@ -454,12 +454,6 @@
             <w:insideH w:val="single" w:color="000000" w:themeColor="text1" w:sz="4" w:space="0"/>
             <w:insideV w:val="single" w:color="000000" w:themeColor="text1" w:sz="4" w:space="0"/>
           </w:tblBorders>
-          <w:tblCellMar>
-            <w:top w:w="0" w:type="dxa"/>
-            <w:left w:w="108" w:type="dxa"/>
-            <w:bottom w:w="0" w:type="dxa"/>
-            <w:right w:w="108" w:type="dxa"/>
-          </w:tblCellMar>
         </w:tblPrEx>
         <w:trPr>
           <w:trHeight w:val="694" w:hRule="atLeast"/>
@@ -4874,679 +4868,6 @@
     <w:p>
       <w:pPr>
         <w:rPr>
-          <w:rFonts w:hint="eastAsia"/>
-          <w:b/>
-          <w:bCs/>
-          <w:sz w:val="24"/>
-          <w:szCs w:val="24"/>
-          <w:highlight w:val="none"/>
-        </w:rPr>
-      </w:pPr>
-      <w:r>
-        <w:rPr>
-          <w:rFonts w:hint="eastAsia"/>
-          <w:b/>
-          <w:bCs/>
-          <w:sz w:val="24"/>
-          <w:szCs w:val="24"/>
-          <w:highlight w:val="none"/>
-        </w:rPr>
-        <w:t>合同附件2：</w:t>
-      </w:r>
-    </w:p>
-    <w:p>
-      <w:pPr>
-        <w:jc w:val="center"/>
-        <w:rPr>
-          <w:rFonts w:hint="eastAsia" w:ascii="Times New Roman" w:hAnsi="Times New Roman" w:eastAsia="宋体" w:cs="Times New Roman"/>
-          <w:b/>
-          <w:bCs/>
-          <w:sz w:val="28"/>
-          <w:szCs w:val="28"/>
-          <w:highlight w:val="none"/>
-        </w:rPr>
-      </w:pPr>
-      <w:r>
-        <w:rPr>
-          <w:rFonts w:hint="eastAsia" w:ascii="Times New Roman" w:hAnsi="Times New Roman" w:eastAsia="宋体" w:cs="Times New Roman"/>
-          <w:b/>
-          <w:bCs/>
-          <w:sz w:val="28"/>
-          <w:szCs w:val="28"/>
-          <w:highlight w:val="none"/>
-        </w:rPr>
-        <w:t>备品备件</w:t>
-      </w:r>
-      <w:r>
-        <w:rPr>
-          <w:rFonts w:hint="eastAsia" w:ascii="Times New Roman" w:hAnsi="Times New Roman" w:eastAsia="宋体" w:cs="Times New Roman"/>
-          <w:b/>
-          <w:bCs/>
-          <w:sz w:val="28"/>
-          <w:szCs w:val="28"/>
-          <w:highlight w:val="none"/>
-          <w:lang w:eastAsia="zh-CN"/>
-        </w:rPr>
-        <w:t>、耗材</w:t>
-      </w:r>
-      <w:r>
-        <w:rPr>
-          <w:rFonts w:hint="eastAsia" w:ascii="Times New Roman" w:hAnsi="Times New Roman" w:eastAsia="宋体" w:cs="Times New Roman"/>
-          <w:b/>
-          <w:bCs/>
-          <w:sz w:val="28"/>
-          <w:szCs w:val="28"/>
-          <w:highlight w:val="none"/>
-        </w:rPr>
-        <w:t>优惠价</w:t>
-      </w:r>
-    </w:p>
-    <w:tbl>
-      <w:tblPr>
-        <w:tblStyle w:val="8"/>
-        <w:tblW w:w="8954" w:type="dxa"/>
-        <w:jc w:val="center"/>
-        <w:tblBorders>
-          <w:top w:val="single" w:color="auto" w:sz="4" w:space="0"/>
-          <w:left w:val="single" w:color="auto" w:sz="4" w:space="0"/>
-          <w:bottom w:val="single" w:color="auto" w:sz="4" w:space="0"/>
-          <w:right w:val="single" w:color="auto" w:sz="4" w:space="0"/>
-          <w:insideH w:val="single" w:color="auto" w:sz="4" w:space="0"/>
-          <w:insideV w:val="single" w:color="auto" w:sz="4" w:space="0"/>
-        </w:tblBorders>
-        <w:tblLayout w:type="autofit"/>
-        <w:tblCellMar>
-          <w:top w:w="0" w:type="dxa"/>
-          <w:left w:w="108" w:type="dxa"/>
-          <w:bottom w:w="0" w:type="dxa"/>
-          <w:right w:w="108" w:type="dxa"/>
-        </w:tblCellMar>
-      </w:tblPr>
-      <w:tblGrid>
-        <w:gridCol w:w="466"/>
-        <w:gridCol w:w="1656"/>
-        <w:gridCol w:w="1254"/>
-        <w:gridCol w:w="805"/>
-        <w:gridCol w:w="668"/>
-        <w:gridCol w:w="665"/>
-        <w:gridCol w:w="1126"/>
-        <w:gridCol w:w="1138"/>
-        <w:gridCol w:w="1176"/>
-      </w:tblGrid>
-      <w:tr>
-        <w:tblPrEx>
-          <w:tblBorders>
-            <w:top w:val="single" w:color="auto" w:sz="4" w:space="0"/>
-            <w:left w:val="single" w:color="auto" w:sz="4" w:space="0"/>
-            <w:bottom w:val="single" w:color="auto" w:sz="4" w:space="0"/>
-            <w:right w:val="single" w:color="auto" w:sz="4" w:space="0"/>
-            <w:insideH w:val="single" w:color="auto" w:sz="4" w:space="0"/>
-            <w:insideV w:val="single" w:color="auto" w:sz="4" w:space="0"/>
-          </w:tblBorders>
-          <w:tblCellMar>
-            <w:top w:w="0" w:type="dxa"/>
-            <w:left w:w="108" w:type="dxa"/>
-            <w:bottom w:w="0" w:type="dxa"/>
-            <w:right w:w="108" w:type="dxa"/>
-          </w:tblCellMar>
-        </w:tblPrEx>
-        <w:trPr>
-          <w:jc w:val="center"/>
-        </w:trPr>
-        <w:tc>
-          <w:tcPr>
-            <w:tcW w:w="466" w:type="dxa"/>
-            <w:noWrap w:val="0"/>
-            <w:vAlign w:val="center"/>
-          </w:tcPr>
-          <w:p>
-            <w:pPr>
-              <w:jc w:val="center"/>
-              <w:rPr>
-                <w:rFonts w:hint="eastAsia" w:ascii="宋体" w:hAnsi="宋体"/>
-                <w:b/>
-                <w:sz w:val="24"/>
-                <w:szCs w:val="24"/>
-                <w:highlight w:val="none"/>
-              </w:rPr>
-            </w:pPr>
-            <w:r>
-              <w:rPr>
-                <w:rFonts w:hint="eastAsia" w:ascii="宋体" w:hAnsi="宋体"/>
-                <w:b/>
-                <w:sz w:val="24"/>
-                <w:szCs w:val="24"/>
-                <w:highlight w:val="none"/>
-              </w:rPr>
-              <w:t>序号</w:t>
-            </w:r>
-          </w:p>
-        </w:tc>
-        <w:tc>
-          <w:tcPr>
-            <w:tcW w:w="1656" w:type="dxa"/>
-            <w:noWrap w:val="0"/>
-            <w:vAlign w:val="center"/>
-          </w:tcPr>
-          <w:p>
-            <w:pPr>
-              <w:jc w:val="center"/>
-              <w:rPr>
-                <w:rFonts w:hint="eastAsia" w:ascii="宋体" w:hAnsi="宋体"/>
-                <w:b/>
-                <w:sz w:val="24"/>
-                <w:szCs w:val="24"/>
-                <w:highlight w:val="none"/>
-              </w:rPr>
-            </w:pPr>
-            <w:r>
-              <w:rPr>
-                <w:rFonts w:hint="eastAsia" w:ascii="宋体" w:hAnsi="宋体"/>
-                <w:b/>
-                <w:sz w:val="24"/>
-                <w:szCs w:val="24"/>
-                <w:highlight w:val="none"/>
-              </w:rPr>
-              <w:t>名称</w:t>
-            </w:r>
-          </w:p>
-        </w:tc>
-        <w:tc>
-          <w:tcPr>
-            <w:tcW w:w="1254" w:type="dxa"/>
-            <w:noWrap w:val="0"/>
-            <w:vAlign w:val="center"/>
-          </w:tcPr>
-          <w:p>
-            <w:pPr>
-              <w:jc w:val="center"/>
-              <w:rPr>
-                <w:rFonts w:hint="eastAsia" w:ascii="宋体" w:hAnsi="宋体"/>
-                <w:b/>
-                <w:sz w:val="24"/>
-                <w:szCs w:val="24"/>
-                <w:highlight w:val="none"/>
-              </w:rPr>
-            </w:pPr>
-            <w:r>
-              <w:rPr>
-                <w:rFonts w:hint="eastAsia" w:ascii="宋体" w:hAnsi="宋体"/>
-                <w:b/>
-                <w:sz w:val="24"/>
-                <w:szCs w:val="24"/>
-                <w:highlight w:val="none"/>
-              </w:rPr>
-              <w:t>规格型号</w:t>
-            </w:r>
-          </w:p>
-        </w:tc>
-        <w:tc>
-          <w:tcPr>
-            <w:tcW w:w="805" w:type="dxa"/>
-            <w:noWrap w:val="0"/>
-            <w:vAlign w:val="center"/>
-          </w:tcPr>
-          <w:p>
-            <w:pPr>
-              <w:jc w:val="center"/>
-              <w:rPr>
-                <w:rFonts w:hint="eastAsia" w:ascii="宋体" w:hAnsi="宋体"/>
-                <w:b/>
-                <w:sz w:val="24"/>
-                <w:szCs w:val="24"/>
-                <w:highlight w:val="none"/>
-              </w:rPr>
-            </w:pPr>
-            <w:r>
-              <w:rPr>
-                <w:rFonts w:hint="eastAsia" w:ascii="宋体" w:hAnsi="宋体"/>
-                <w:b/>
-                <w:sz w:val="24"/>
-                <w:szCs w:val="24"/>
-                <w:highlight w:val="none"/>
-              </w:rPr>
-              <w:t>材质</w:t>
-            </w:r>
-          </w:p>
-        </w:tc>
-        <w:tc>
-          <w:tcPr>
-            <w:tcW w:w="668" w:type="dxa"/>
-            <w:noWrap w:val="0"/>
-            <w:vAlign w:val="center"/>
-          </w:tcPr>
-          <w:p>
-            <w:pPr>
-              <w:jc w:val="center"/>
-              <w:rPr>
-                <w:rFonts w:hint="eastAsia" w:ascii="宋体" w:hAnsi="宋体"/>
-                <w:b/>
-                <w:sz w:val="24"/>
-                <w:szCs w:val="24"/>
-                <w:highlight w:val="none"/>
-              </w:rPr>
-            </w:pPr>
-            <w:r>
-              <w:rPr>
-                <w:rFonts w:hint="eastAsia" w:ascii="宋体" w:hAnsi="宋体"/>
-                <w:b/>
-                <w:sz w:val="24"/>
-                <w:szCs w:val="24"/>
-                <w:highlight w:val="none"/>
-              </w:rPr>
-              <w:t>数量</w:t>
-            </w:r>
-          </w:p>
-        </w:tc>
-        <w:tc>
-          <w:tcPr>
-            <w:tcW w:w="665" w:type="dxa"/>
-            <w:noWrap w:val="0"/>
-            <w:vAlign w:val="center"/>
-          </w:tcPr>
-          <w:p>
-            <w:pPr>
-              <w:jc w:val="center"/>
-              <w:rPr>
-                <w:rFonts w:hint="eastAsia" w:ascii="宋体" w:hAnsi="宋体"/>
-                <w:b/>
-                <w:sz w:val="24"/>
-                <w:szCs w:val="24"/>
-                <w:highlight w:val="none"/>
-              </w:rPr>
-            </w:pPr>
-            <w:r>
-              <w:rPr>
-                <w:rFonts w:hint="eastAsia" w:ascii="宋体" w:hAnsi="宋体"/>
-                <w:b/>
-                <w:sz w:val="24"/>
-                <w:szCs w:val="24"/>
-                <w:highlight w:val="none"/>
-              </w:rPr>
-              <w:t>单位</w:t>
-            </w:r>
-          </w:p>
-        </w:tc>
-        <w:tc>
-          <w:tcPr>
-            <w:tcW w:w="1126" w:type="dxa"/>
-            <w:noWrap w:val="0"/>
-            <w:vAlign w:val="center"/>
-          </w:tcPr>
-          <w:p>
-            <w:pPr>
-              <w:jc w:val="center"/>
-              <w:rPr>
-                <w:rFonts w:hint="eastAsia" w:ascii="宋体" w:hAnsi="宋体"/>
-                <w:b/>
-                <w:sz w:val="24"/>
-                <w:szCs w:val="24"/>
-                <w:highlight w:val="none"/>
-              </w:rPr>
-            </w:pPr>
-            <w:r>
-              <w:rPr>
-                <w:rFonts w:hint="eastAsia" w:ascii="宋体" w:hAnsi="宋体"/>
-                <w:b/>
-                <w:sz w:val="24"/>
-                <w:szCs w:val="24"/>
-                <w:highlight w:val="none"/>
-              </w:rPr>
-              <w:t>单价</w:t>
-            </w:r>
-            <w:r>
-              <w:rPr>
-                <w:rFonts w:hint="eastAsia" w:ascii="宋体" w:hAnsi="宋体"/>
-                <w:b/>
-                <w:sz w:val="24"/>
-                <w:szCs w:val="24"/>
-                <w:highlight w:val="none"/>
-                <w:lang w:eastAsia="zh-CN"/>
-              </w:rPr>
-              <w:t>（</w:t>
-            </w:r>
-            <w:r>
-              <w:rPr>
-                <w:rFonts w:hint="eastAsia" w:ascii="宋体" w:hAnsi="宋体"/>
-                <w:b/>
-                <w:sz w:val="24"/>
-                <w:szCs w:val="24"/>
-                <w:highlight w:val="none"/>
-                <w:lang w:val="en-US" w:eastAsia="zh-CN"/>
-              </w:rPr>
-              <w:t>含税）/</w:t>
-            </w:r>
-            <w:r>
-              <w:rPr>
-                <w:rFonts w:hint="eastAsia" w:ascii="宋体" w:hAnsi="宋体"/>
-                <w:b/>
-                <w:sz w:val="24"/>
-                <w:szCs w:val="24"/>
-                <w:highlight w:val="none"/>
-              </w:rPr>
-              <w:t>元</w:t>
-            </w:r>
-          </w:p>
-        </w:tc>
-        <w:tc>
-          <w:tcPr>
-            <w:tcW w:w="1138" w:type="dxa"/>
-            <w:noWrap w:val="0"/>
-            <w:vAlign w:val="center"/>
-          </w:tcPr>
-          <w:p>
-            <w:pPr>
-              <w:jc w:val="center"/>
-              <w:rPr>
-                <w:rFonts w:hint="eastAsia" w:ascii="宋体" w:hAnsi="宋体"/>
-                <w:b/>
-                <w:sz w:val="24"/>
-                <w:szCs w:val="24"/>
-                <w:highlight w:val="none"/>
-              </w:rPr>
-            </w:pPr>
-            <w:r>
-              <w:rPr>
-                <w:rFonts w:hint="eastAsia" w:ascii="宋体" w:hAnsi="宋体"/>
-                <w:b/>
-                <w:sz w:val="24"/>
-                <w:szCs w:val="24"/>
-                <w:highlight w:val="none"/>
-              </w:rPr>
-              <w:t>总价</w:t>
-            </w:r>
-            <w:r>
-              <w:rPr>
-                <w:rFonts w:hint="eastAsia" w:ascii="宋体" w:hAnsi="宋体"/>
-                <w:b/>
-                <w:sz w:val="24"/>
-                <w:szCs w:val="24"/>
-                <w:highlight w:val="none"/>
-                <w:lang w:eastAsia="zh-CN"/>
-              </w:rPr>
-              <w:t>（</w:t>
-            </w:r>
-            <w:r>
-              <w:rPr>
-                <w:rFonts w:hint="eastAsia" w:ascii="宋体" w:hAnsi="宋体"/>
-                <w:b/>
-                <w:sz w:val="24"/>
-                <w:szCs w:val="24"/>
-                <w:highlight w:val="none"/>
-                <w:lang w:val="en-US" w:eastAsia="zh-CN"/>
-              </w:rPr>
-              <w:t>含税）/</w:t>
-            </w:r>
-            <w:r>
-              <w:rPr>
-                <w:rFonts w:hint="eastAsia" w:ascii="宋体" w:hAnsi="宋体"/>
-                <w:b/>
-                <w:sz w:val="24"/>
-                <w:szCs w:val="24"/>
-                <w:highlight w:val="none"/>
-              </w:rPr>
-              <w:t>元</w:t>
-            </w:r>
-          </w:p>
-        </w:tc>
-        <w:tc>
-          <w:tcPr>
-            <w:tcW w:w="1176" w:type="dxa"/>
-            <w:noWrap w:val="0"/>
-            <w:vAlign w:val="center"/>
-          </w:tcPr>
-          <w:p>
-            <w:pPr>
-              <w:jc w:val="center"/>
-              <w:rPr>
-                <w:rFonts w:hint="eastAsia" w:ascii="宋体" w:hAnsi="宋体"/>
-                <w:b/>
-                <w:sz w:val="24"/>
-                <w:szCs w:val="24"/>
-                <w:highlight w:val="none"/>
-              </w:rPr>
-            </w:pPr>
-            <w:r>
-              <w:rPr>
-                <w:rFonts w:hint="eastAsia" w:ascii="宋体" w:hAnsi="宋体"/>
-                <w:b/>
-                <w:sz w:val="24"/>
-                <w:szCs w:val="24"/>
-                <w:highlight w:val="none"/>
-              </w:rPr>
-              <w:t>生产</w:t>
-            </w:r>
-          </w:p>
-          <w:p>
-            <w:pPr>
-              <w:jc w:val="center"/>
-              <w:rPr>
-                <w:rFonts w:hint="eastAsia" w:ascii="宋体" w:hAnsi="宋体"/>
-                <w:b/>
-                <w:sz w:val="24"/>
-                <w:szCs w:val="24"/>
-                <w:highlight w:val="none"/>
-              </w:rPr>
-            </w:pPr>
-            <w:r>
-              <w:rPr>
-                <w:rFonts w:hint="eastAsia" w:ascii="宋体" w:hAnsi="宋体"/>
-                <w:b/>
-                <w:sz w:val="24"/>
-                <w:szCs w:val="24"/>
-                <w:highlight w:val="none"/>
-              </w:rPr>
-              <w:t>厂家</w:t>
-            </w:r>
-          </w:p>
-        </w:tc>
-      </w:tr>
-      <w:tr>
-        <w:tblPrEx>
-          <w:tblBorders>
-            <w:top w:val="single" w:color="auto" w:sz="4" w:space="0"/>
-            <w:left w:val="single" w:color="auto" w:sz="4" w:space="0"/>
-            <w:bottom w:val="single" w:color="auto" w:sz="4" w:space="0"/>
-            <w:right w:val="single" w:color="auto" w:sz="4" w:space="0"/>
-            <w:insideH w:val="single" w:color="auto" w:sz="4" w:space="0"/>
-            <w:insideV w:val="single" w:color="auto" w:sz="4" w:space="0"/>
-          </w:tblBorders>
-          <w:tblCellMar>
-            <w:top w:w="0" w:type="dxa"/>
-            <w:left w:w="108" w:type="dxa"/>
-            <w:bottom w:w="0" w:type="dxa"/>
-            <w:right w:w="108" w:type="dxa"/>
-          </w:tblCellMar>
-        </w:tblPrEx>
-        <w:trPr>
-          <w:trHeight w:val="313" w:hRule="atLeast"/>
-          <w:jc w:val="center"/>
-        </w:trPr>
-        <w:tc>
-          <w:tcPr>
-            <w:tcW w:w="466" w:type="dxa"/>
-            <w:noWrap w:val="0"/>
-            <w:vAlign w:val="center"/>
-          </w:tcPr>
-          <w:p>
-            <w:pPr>
-              <w:jc w:val="center"/>
-              <w:rPr>
-                <w:rFonts w:hint="eastAsia" w:ascii="宋体" w:hAnsi="宋体"/>
-                <w:sz w:val="24"/>
-                <w:szCs w:val="24"/>
-                <w:highlight w:val="none"/>
-              </w:rPr>
-            </w:pPr>
-            <w:permStart w:id="20" w:edGrp="everyone"/>
-            <w:r>
-              <w:rPr>
-                <w:rFonts w:hint="eastAsia" w:ascii="宋体" w:hAnsi="宋体"/>
-                <w:sz w:val="24"/>
-                <w:szCs w:val="24"/>
-                <w:highlight w:val="none"/>
-              </w:rPr>
-              <w:t>1</w:t>
-            </w:r>
-          </w:p>
-        </w:tc>
-        <w:tc>
-          <w:tcPr>
-            <w:tcW w:w="1656" w:type="dxa"/>
-            <w:noWrap w:val="0"/>
-            <w:vAlign w:val="center"/>
-          </w:tcPr>
-          <w:p>
-            <w:pPr>
-              <w:jc w:val="center"/>
-              <w:rPr>
-                <w:rFonts w:hint="eastAsia" w:ascii="宋体" w:hAnsi="宋体" w:eastAsiaTheme="minorEastAsia"/>
-                <w:sz w:val="24"/>
-                <w:szCs w:val="24"/>
-                <w:highlight w:val="none"/>
-                <w:lang w:val="en-US" w:eastAsia="zh-CN"/>
-              </w:rPr>
-            </w:pPr>
-          </w:p>
-        </w:tc>
-        <w:tc>
-          <w:tcPr>
-            <w:tcW w:w="1254" w:type="dxa"/>
-            <w:noWrap w:val="0"/>
-            <w:vAlign w:val="center"/>
-          </w:tcPr>
-          <w:p>
-            <w:pPr>
-              <w:jc w:val="center"/>
-              <w:rPr>
-                <w:rFonts w:hint="eastAsia" w:ascii="宋体" w:hAnsi="宋体" w:eastAsiaTheme="minorEastAsia"/>
-                <w:sz w:val="24"/>
-                <w:szCs w:val="24"/>
-                <w:highlight w:val="none"/>
-                <w:lang w:val="en-US" w:eastAsia="zh-CN"/>
-              </w:rPr>
-            </w:pPr>
-          </w:p>
-        </w:tc>
-        <w:tc>
-          <w:tcPr>
-            <w:tcW w:w="805" w:type="dxa"/>
-            <w:noWrap w:val="0"/>
-            <w:vAlign w:val="center"/>
-          </w:tcPr>
-          <w:p>
-            <w:pPr>
-              <w:jc w:val="center"/>
-              <w:rPr>
-                <w:rFonts w:hint="eastAsia" w:ascii="宋体" w:hAnsi="宋体" w:eastAsiaTheme="minorEastAsia"/>
-                <w:sz w:val="24"/>
-                <w:szCs w:val="24"/>
-                <w:highlight w:val="none"/>
-                <w:lang w:val="en-US" w:eastAsia="zh-CN"/>
-              </w:rPr>
-            </w:pPr>
-          </w:p>
-        </w:tc>
-        <w:tc>
-          <w:tcPr>
-            <w:tcW w:w="668" w:type="dxa"/>
-            <w:noWrap w:val="0"/>
-            <w:vAlign w:val="center"/>
-          </w:tcPr>
-          <w:p>
-            <w:pPr>
-              <w:jc w:val="center"/>
-              <w:rPr>
-                <w:rFonts w:hint="eastAsia" w:ascii="宋体" w:hAnsi="宋体" w:eastAsiaTheme="minorEastAsia"/>
-                <w:sz w:val="24"/>
-                <w:szCs w:val="24"/>
-                <w:highlight w:val="none"/>
-                <w:lang w:val="en-US" w:eastAsia="zh-CN"/>
-              </w:rPr>
-            </w:pPr>
-          </w:p>
-        </w:tc>
-        <w:tc>
-          <w:tcPr>
-            <w:tcW w:w="665" w:type="dxa"/>
-            <w:noWrap w:val="0"/>
-            <w:vAlign w:val="center"/>
-          </w:tcPr>
-          <w:p>
-            <w:pPr>
-              <w:jc w:val="center"/>
-              <w:rPr>
-                <w:rFonts w:hint="eastAsia" w:ascii="宋体" w:hAnsi="宋体" w:eastAsiaTheme="minorEastAsia"/>
-                <w:sz w:val="24"/>
-                <w:szCs w:val="24"/>
-                <w:highlight w:val="none"/>
-                <w:lang w:val="en-US" w:eastAsia="zh-CN"/>
-              </w:rPr>
-            </w:pPr>
-          </w:p>
-        </w:tc>
-        <w:tc>
-          <w:tcPr>
-            <w:tcW w:w="1126" w:type="dxa"/>
-            <w:noWrap w:val="0"/>
-            <w:vAlign w:val="center"/>
-          </w:tcPr>
-          <w:p>
-            <w:pPr>
-              <w:jc w:val="center"/>
-              <w:rPr>
-                <w:rFonts w:hint="eastAsia" w:ascii="宋体" w:hAnsi="宋体" w:eastAsiaTheme="minorEastAsia"/>
-                <w:sz w:val="24"/>
-                <w:szCs w:val="24"/>
-                <w:highlight w:val="none"/>
-                <w:lang w:val="en-US" w:eastAsia="zh-CN"/>
-              </w:rPr>
-            </w:pPr>
-          </w:p>
-        </w:tc>
-        <w:tc>
-          <w:tcPr>
-            <w:tcW w:w="1138" w:type="dxa"/>
-            <w:noWrap w:val="0"/>
-            <w:vAlign w:val="center"/>
-          </w:tcPr>
-          <w:p>
-            <w:pPr>
-              <w:jc w:val="center"/>
-              <w:rPr>
-                <w:rFonts w:hint="eastAsia" w:ascii="宋体" w:hAnsi="宋体" w:eastAsiaTheme="minorEastAsia"/>
-                <w:sz w:val="24"/>
-                <w:szCs w:val="24"/>
-                <w:highlight w:val="none"/>
-                <w:lang w:val="en-US" w:eastAsia="zh-CN"/>
-              </w:rPr>
-            </w:pPr>
-          </w:p>
-        </w:tc>
-        <w:tc>
-          <w:tcPr>
-            <w:tcW w:w="1176" w:type="dxa"/>
-            <w:noWrap w:val="0"/>
-            <w:vAlign w:val="center"/>
-          </w:tcPr>
-          <w:p>
-            <w:pPr>
-              <w:jc w:val="left"/>
-              <w:rPr>
-                <w:rFonts w:hint="eastAsia" w:ascii="宋体" w:hAnsi="宋体" w:eastAsiaTheme="minorEastAsia"/>
-                <w:sz w:val="24"/>
-                <w:szCs w:val="24"/>
-                <w:highlight w:val="none"/>
-                <w:lang w:val="en-US" w:eastAsia="zh-CN"/>
-              </w:rPr>
-            </w:pPr>
-          </w:p>
-        </w:tc>
-      </w:tr>
-    </w:tbl>
-    <w:p>
-      <w:pPr>
-        <w:rPr>
           <w:rFonts w:hint="eastAsia" w:eastAsiaTheme="minorEastAsia"/>
           <w:b/>
           <w:bCs/>
@@ -5556,7 +4877,11 @@
           <w:lang w:val="en-US" w:eastAsia="zh-CN"/>
         </w:rPr>
       </w:pPr>
-      <w:r>
+      <w:permStart w:id="20" w:edGrp="everyone"/>
+    </w:p>
+    <w:permEnd w:id="20"/>
+    <w:p>
+      <w:pPr>
         <w:rPr>
           <w:rFonts w:hint="eastAsia"/>
           <w:b/>
@@ -5564,14 +4889,9 @@
           <w:sz w:val="24"/>
           <w:szCs w:val="24"/>
           <w:highlight w:val="none"/>
-          <w:lang w:val="en-US" w:eastAsia="zh-CN"/>
-        </w:rPr>
-        <w:t xml:space="preserve"> </w:t>
-      </w:r>
-    </w:p>
-    <w:permEnd w:id="20"/>
-    <w:p>
-      <w:pPr>
+        </w:rPr>
+      </w:pPr>
+      <w:r>
         <w:rPr>
           <w:rFonts w:hint="eastAsia"/>
           <w:b/>
@@ -5580,7 +4900,8 @@
           <w:szCs w:val="24"/>
           <w:highlight w:val="none"/>
         </w:rPr>
-      </w:pPr>
+        <w:t>合同附件</w:t>
+      </w:r>
       <w:r>
         <w:rPr>
           <w:rFonts w:hint="eastAsia"/>
@@ -5589,8 +4910,20 @@
           <w:sz w:val="24"/>
           <w:szCs w:val="24"/>
           <w:highlight w:val="none"/>
-        </w:rPr>
-        <w:t>合同附件3：</w:t>
+          <w:lang w:val="en-US" w:eastAsia="zh-CN"/>
+        </w:rPr>
+        <w:t>2</w:t>
+      </w:r>
+      <w:r>
+        <w:rPr>
+          <w:rFonts w:hint="eastAsia"/>
+          <w:b/>
+          <w:bCs/>
+          <w:sz w:val="24"/>
+          <w:szCs w:val="24"/>
+          <w:highlight w:val="none"/>
+        </w:rPr>
+        <w:t>：</w:t>
       </w:r>
     </w:p>
     <w:p>
@@ -6020,6 +5353,8 @@
                 <w:lang w:eastAsia="zh-CN"/>
               </w:rPr>
             </w:pPr>
+            <w:bookmarkStart w:id="0" w:name="_GoBack"/>
+            <w:bookmarkEnd w:id="0"/>
           </w:p>
         </w:tc>
       </w:tr>
@@ -6245,7 +5580,7 @@
           <w:highlight w:val="none"/>
           <w:lang w:val="en-US" w:eastAsia="zh-CN"/>
         </w:rPr>
-        <w:t>4</w:t>
+        <w:t>3</w:t>
       </w:r>
       <w:r>
         <w:rPr>
@@ -6309,8 +5644,6 @@
           <w:rFonts w:hint="eastAsia"/>
         </w:rPr>
       </w:pPr>
-      <w:bookmarkStart w:id="0" w:name="_GoBack"/>
-      <w:bookmarkEnd w:id="0"/>
     </w:p>
     <w:p>
       <w:pPr>
@@ -6451,6 +5784,12 @@
             <w:insideH w:val="single" w:color="auto" w:sz="4" w:space="0"/>
             <w:insideV w:val="single" w:color="auto" w:sz="4" w:space="0"/>
           </w:tblBorders>
+          <w:tblCellMar>
+            <w:top w:w="0" w:type="dxa"/>
+            <w:left w:w="108" w:type="dxa"/>
+            <w:bottom w:w="0" w:type="dxa"/>
+            <w:right w:w="108" w:type="dxa"/>
+          </w:tblCellMar>
         </w:tblPrEx>
         <w:trPr>
           <w:jc w:val="center"/>

--- a/Contracts/Templates/采购合同 设备类.docx
+++ b/Contracts/Templates/采购合同 设备类.docx
@@ -454,6 +454,12 @@
             <w:insideH w:val="single" w:color="000000" w:themeColor="text1" w:sz="4" w:space="0"/>
             <w:insideV w:val="single" w:color="000000" w:themeColor="text1" w:sz="4" w:space="0"/>
           </w:tblBorders>
+          <w:tblCellMar>
+            <w:top w:w="0" w:type="dxa"/>
+            <w:left w:w="108" w:type="dxa"/>
+            <w:bottom w:w="0" w:type="dxa"/>
+            <w:right w:w="108" w:type="dxa"/>
+          </w:tblCellMar>
         </w:tblPrEx>
         <w:trPr>
           <w:trHeight w:val="694" w:hRule="atLeast"/>
@@ -2626,7 +2632,27 @@
           <w:sz w:val="24"/>
           <w:highlight w:val="none"/>
         </w:rPr>
-        <w:t>乙方赔偿甲方的损失范围包括但不限于赔偿对甲方造成的经济损失、甲方重新组织招采产生的费用、因乙方原因导致第三方向甲方主张的损失赔偿及甲方维权、实现债权支出的律师费、诉讼、仲裁、调查、公证、鉴定、评估、执行、诉讼保全及担保等全部费用）</w:t>
+        <w:t>乙方赔偿甲方的损失范围包括但不限于赔偿对甲方造成的经济损失、甲方重新组织招采产生的费用、因乙方原因导致第</w:t>
+      </w:r>
+      <w:bookmarkStart w:id="0" w:name="_GoBack"/>
+      <w:r>
+        <w:rPr>
+          <w:rFonts w:hint="eastAsia" w:ascii="宋体" w:hAnsi="宋体" w:eastAsia="宋体" w:cs="Times New Roman"/>
+          <w:color w:val="000000"/>
+          <w:sz w:val="24"/>
+          <w:highlight w:val="none"/>
+        </w:rPr>
+        <w:t>三</w:t>
+      </w:r>
+      <w:bookmarkEnd w:id="0"/>
+      <w:r>
+        <w:rPr>
+          <w:rFonts w:hint="eastAsia" w:ascii="宋体" w:hAnsi="宋体" w:eastAsia="宋体" w:cs="Times New Roman"/>
+          <w:color w:val="000000"/>
+          <w:sz w:val="24"/>
+          <w:highlight w:val="none"/>
+        </w:rPr>
+        <w:t>方向甲方主张的损失赔偿及甲方维权、实现债权支出的律师费、诉讼、仲裁、调查、公证、鉴定、评估、执行、诉讼保全及担保等全部费用）</w:t>
       </w:r>
       <w:r>
         <w:rPr>
@@ -3234,7 +3260,7 @@
           <w:sz w:val="24"/>
           <w:szCs w:val="24"/>
         </w:rPr>
-        <w:t>设备须是在到货日期前三个月内生产的，进口设备</w:t>
+        <w:t>设备须是在到货日期前</w:t>
       </w:r>
       <w:r>
         <w:rPr>
@@ -3244,7 +3270,7 @@
           <w:szCs w:val="24"/>
           <w:lang w:val="en-US" w:eastAsia="zh-CN"/>
         </w:rPr>
-        <w:t>/产品</w:t>
+        <w:t>六</w:t>
       </w:r>
       <w:r>
         <w:rPr>
@@ -3253,7 +3279,45 @@
           <w:sz w:val="24"/>
           <w:szCs w:val="24"/>
         </w:rPr>
-        <w:t>须是在到货日期前六个月内生产的。</w:t>
+        <w:t>个月内生产的，进口设备</w:t>
+      </w:r>
+      <w:r>
+        <w:rPr>
+          <w:rFonts w:hint="eastAsia" w:cs="宋体" w:asciiTheme="minorEastAsia" w:hAnsiTheme="minorEastAsia"/>
+          <w:kern w:val="0"/>
+          <w:sz w:val="24"/>
+          <w:szCs w:val="24"/>
+          <w:lang w:val="en-US" w:eastAsia="zh-CN"/>
+        </w:rPr>
+        <w:t>/产品</w:t>
+      </w:r>
+      <w:r>
+        <w:rPr>
+          <w:rFonts w:hint="eastAsia" w:cs="宋体" w:asciiTheme="minorEastAsia" w:hAnsiTheme="minorEastAsia"/>
+          <w:kern w:val="0"/>
+          <w:sz w:val="24"/>
+          <w:szCs w:val="24"/>
+        </w:rPr>
+        <w:t>须是在到货日期前</w:t>
+      </w:r>
+      <w:r>
+        <w:rPr>
+          <w:rFonts w:hint="eastAsia" w:cs="宋体" w:asciiTheme="minorEastAsia" w:hAnsiTheme="minorEastAsia"/>
+          <w:kern w:val="0"/>
+          <w:sz w:val="24"/>
+          <w:szCs w:val="24"/>
+          <w:lang w:val="en-US" w:eastAsia="zh-CN"/>
+        </w:rPr>
+        <w:t>十二</w:t>
+      </w:r>
+      <w:r>
+        <w:rPr>
+          <w:rFonts w:hint="eastAsia" w:cs="宋体" w:asciiTheme="minorEastAsia" w:hAnsiTheme="minorEastAsia"/>
+          <w:kern w:val="0"/>
+          <w:sz w:val="24"/>
+          <w:szCs w:val="24"/>
+        </w:rPr>
+        <w:t>个月内生产的。</w:t>
       </w:r>
     </w:p>
     <w:p>
@@ -4539,12 +4603,6 @@
             <w:insideH w:val="single" w:color="auto" w:sz="4" w:space="0"/>
             <w:insideV w:val="single" w:color="auto" w:sz="4" w:space="0"/>
           </w:tblBorders>
-          <w:tblCellMar>
-            <w:top w:w="0" w:type="dxa"/>
-            <w:left w:w="108" w:type="dxa"/>
-            <w:bottom w:w="0" w:type="dxa"/>
-            <w:right w:w="108" w:type="dxa"/>
-          </w:tblCellMar>
         </w:tblPrEx>
         <w:tc>
           <w:tcPr>
@@ -4864,7 +4922,6 @@
         </w:rPr>
       </w:pPr>
     </w:p>
-    <w:permEnd w:id="19"/>
     <w:p>
       <w:pPr>
         <w:rPr>
@@ -4877,9 +4934,8 @@
           <w:lang w:val="en-US" w:eastAsia="zh-CN"/>
         </w:rPr>
       </w:pPr>
-      <w:permStart w:id="20" w:edGrp="everyone"/>
-    </w:p>
-    <w:permEnd w:id="20"/>
+    </w:p>
+    <w:permEnd w:id="19"/>
     <w:p>
       <w:pPr>
         <w:rPr>
@@ -5052,7 +5108,7 @@
                 <w:highlight w:val="none"/>
               </w:rPr>
             </w:pPr>
-            <w:permStart w:id="21" w:edGrp="everyone" w:colFirst="1" w:colLast="1"/>
+            <w:permStart w:id="20" w:edGrp="everyone" w:colFirst="1" w:colLast="1"/>
             <w:r>
               <w:rPr>
                 <w:rFonts w:hint="eastAsia" w:ascii="宋体" w:hAnsi="宋体"/>
@@ -5092,7 +5148,7 @@
           </w:p>
         </w:tc>
       </w:tr>
-      <w:permEnd w:id="21"/>
+      <w:permEnd w:id="20"/>
       <w:tr>
         <w:tblPrEx>
           <w:tblBorders>
@@ -5138,7 +5194,7 @@
                 <w:highlight w:val="none"/>
               </w:rPr>
             </w:pPr>
-            <w:permStart w:id="22" w:edGrp="everyone" w:colFirst="1" w:colLast="1"/>
+            <w:permStart w:id="21" w:edGrp="everyone" w:colFirst="1" w:colLast="1"/>
             <w:r>
               <w:rPr>
                 <w:rFonts w:hint="eastAsia" w:ascii="宋体" w:hAnsi="宋体"/>
@@ -5178,7 +5234,7 @@
           </w:p>
         </w:tc>
       </w:tr>
-      <w:permEnd w:id="22"/>
+      <w:permEnd w:id="21"/>
       <w:tr>
         <w:tblPrEx>
           <w:tblBorders>
@@ -5225,7 +5281,7 @@
                 <w:highlight w:val="none"/>
               </w:rPr>
             </w:pPr>
-            <w:permStart w:id="23" w:edGrp="everyone" w:colFirst="1" w:colLast="1"/>
+            <w:permStart w:id="22" w:edGrp="everyone" w:colFirst="1" w:colLast="1"/>
             <w:r>
               <w:rPr>
                 <w:rFonts w:hint="eastAsia" w:ascii="宋体" w:hAnsi="宋体"/>
@@ -5267,7 +5323,7 @@
           </w:p>
         </w:tc>
       </w:tr>
-      <w:permEnd w:id="23"/>
+      <w:permEnd w:id="22"/>
       <w:tr>
         <w:tblPrEx>
           <w:tblBorders>
@@ -5314,7 +5370,7 @@
                 <w:highlight w:val="none"/>
               </w:rPr>
             </w:pPr>
-            <w:permStart w:id="24" w:edGrp="everyone" w:colFirst="1" w:colLast="1"/>
+            <w:permStart w:id="23" w:edGrp="everyone" w:colFirst="1" w:colLast="1"/>
             <w:r>
               <w:rPr>
                 <w:rFonts w:hint="eastAsia" w:ascii="宋体" w:hAnsi="宋体"/>
@@ -5353,12 +5409,10 @@
                 <w:lang w:eastAsia="zh-CN"/>
               </w:rPr>
             </w:pPr>
-            <w:bookmarkStart w:id="0" w:name="_GoBack"/>
-            <w:bookmarkEnd w:id="0"/>
           </w:p>
         </w:tc>
       </w:tr>
-      <w:permEnd w:id="24"/>
+      <w:permEnd w:id="23"/>
       <w:tr>
         <w:tblPrEx>
           <w:tblBorders>
@@ -5405,7 +5459,7 @@
                 <w:highlight w:val="none"/>
               </w:rPr>
             </w:pPr>
-            <w:permStart w:id="25" w:edGrp="everyone" w:colFirst="1" w:colLast="1"/>
+            <w:permStart w:id="24" w:edGrp="everyone" w:colFirst="1" w:colLast="1"/>
             <w:r>
               <w:rPr>
                 <w:rFonts w:hint="eastAsia" w:ascii="宋体" w:hAnsi="宋体"/>
@@ -5443,7 +5497,7 @@
           </w:p>
         </w:tc>
       </w:tr>
-      <w:permEnd w:id="25"/>
+      <w:permEnd w:id="24"/>
       <w:tr>
         <w:tblPrEx>
           <w:tblBorders>
@@ -5490,7 +5544,7 @@
                 <w:lang w:val="en-US" w:eastAsia="zh-CN"/>
               </w:rPr>
             </w:pPr>
-            <w:permStart w:id="26" w:edGrp="everyone" w:colFirst="1" w:colLast="1"/>
+            <w:permStart w:id="25" w:edGrp="everyone" w:colFirst="1" w:colLast="1"/>
             <w:r>
               <w:rPr>
                 <w:rFonts w:hint="eastAsia" w:ascii="宋体" w:hAnsi="宋体"/>
@@ -5536,7 +5590,7 @@
           </w:p>
         </w:tc>
       </w:tr>
-      <w:permEnd w:id="26"/>
+      <w:permEnd w:id="25"/>
     </w:tbl>
     <w:p>
       <w:pPr>
@@ -5544,9 +5598,9 @@
           <w:rFonts w:hint="eastAsia"/>
         </w:rPr>
       </w:pPr>
-      <w:permStart w:id="27" w:edGrp="everyone"/>
-    </w:p>
-    <w:permEnd w:id="27"/>
+      <w:permStart w:id="26" w:edGrp="everyone"/>
+    </w:p>
+    <w:permEnd w:id="26"/>
     <w:p>
       <w:pPr>
         <w:rPr>
@@ -5636,7 +5690,7 @@
           <w:rFonts w:hint="eastAsia"/>
         </w:rPr>
       </w:pPr>
-      <w:permStart w:id="28" w:edGrp="everyone"/>
+      <w:permStart w:id="27" w:edGrp="everyone"/>
     </w:p>
     <w:p>
       <w:pPr>
@@ -5665,7 +5719,7 @@
         <w:br w:type="page"/>
       </w:r>
     </w:p>
-    <w:permEnd w:id="28"/>
+    <w:permEnd w:id="27"/>
     <w:p>
       <w:pPr>
         <w:spacing w:line="240" w:lineRule="auto"/>
@@ -5865,8 +5919,8 @@
               </w:rPr>
               <w:t>：</w:t>
             </w:r>
-            <w:permStart w:id="29" w:edGrp="everyone"/>
-            <w:permEnd w:id="29"/>
+            <w:permStart w:id="28" w:edGrp="everyone"/>
+            <w:permEnd w:id="28"/>
           </w:p>
         </w:tc>
       </w:tr>
@@ -6036,8 +6090,8 @@
               </w:rPr>
               <w:t>：</w:t>
             </w:r>
-            <w:permStart w:id="30" w:edGrp="everyone"/>
-            <w:permEnd w:id="30"/>
+            <w:permStart w:id="29" w:edGrp="everyone"/>
+            <w:permEnd w:id="29"/>
           </w:p>
         </w:tc>
       </w:tr>
@@ -7935,8 +7989,8 @@
                 <w:lang w:val="en-US" w:eastAsia="zh-CN"/>
               </w:rPr>
             </w:pPr>
-            <w:permStart w:id="31" w:edGrp="everyone"/>
-            <w:permEnd w:id="31"/>
+            <w:permStart w:id="30" w:edGrp="everyone"/>
+            <w:permEnd w:id="30"/>
           </w:p>
         </w:tc>
       </w:tr>
